--- a/Homework 1 - 10.docx
+++ b/Homework 1 - 10.docx
@@ -327,11 +327,15 @@
         </w:numPr>
         <w:rPr>
           <w:rFonts w:ascii="Times New Roman" w:hAnsi="Times New Roman" w:cs="Times New Roman"/>
-        </w:rPr>
-      </w:pPr>
-      <w:r>
-        <w:rPr>
-          <w:rFonts w:ascii="Times New Roman" w:hAnsi="Times New Roman" w:cs="Times New Roman"/>
+          <w:b/>
+          <w:bCs/>
+        </w:rPr>
+      </w:pPr>
+      <w:r>
+        <w:rPr>
+          <w:rFonts w:ascii="Times New Roman" w:hAnsi="Times New Roman" w:cs="Times New Roman"/>
+          <w:b/>
+          <w:bCs/>
         </w:rPr>
         <w:t>Vision &amp; Scope:</w:t>
       </w:r>
@@ -3980,7 +3984,7 @@
       <w:pPr>
         <w:rPr>
           <w:rFonts w:ascii="Times New Roman" w:hAnsi="Times New Roman" w:cs="Times New Roman"/>
-          <w:bCs/>
+          <w:b/>
         </w:rPr>
       </w:pPr>
       <w:r>
@@ -3989,12 +3993,18 @@
           <w:bCs/>
         </w:rPr>
         <w:tab/>
+      </w:r>
+      <w:r>
+        <w:rPr>
+          <w:rFonts w:ascii="Times New Roman" w:hAnsi="Times New Roman" w:cs="Times New Roman"/>
+          <w:b/>
+        </w:rPr>
         <w:t xml:space="preserve">1. </w:t>
       </w:r>
       <w:r>
         <w:rPr>
           <w:rFonts w:ascii="Times New Roman" w:hAnsi="Times New Roman" w:cs="Times New Roman"/>
-          <w:bCs/>
+          <w:b/>
         </w:rPr>
         <w:t>Work Breakdown Structure (WBS)</w:t>
       </w:r>
@@ -4026,7 +4036,7 @@
           <w:rFonts w:ascii="Times New Roman" w:hAnsi="Times New Roman" w:cs="Times New Roman"/>
           <w:bCs/>
         </w:rPr>
-        <w:t>1. Authentication</w:t>
+        <w:t xml:space="preserve">1. </w:t>
       </w:r>
     </w:p>
     <w:p>
@@ -4295,13 +4305,13 @@
       <w:pPr>
         <w:rPr>
           <w:rFonts w:ascii="Times New Roman" w:hAnsi="Times New Roman" w:cs="Times New Roman"/>
-          <w:bCs/>
-        </w:rPr>
-      </w:pPr>
-      <w:r>
-        <w:rPr>
-          <w:rFonts w:ascii="Times New Roman" w:hAnsi="Times New Roman" w:cs="Times New Roman"/>
-          <w:bCs/>
+          <w:b/>
+        </w:rPr>
+      </w:pPr>
+      <w:r>
+        <w:rPr>
+          <w:rFonts w:ascii="Times New Roman" w:hAnsi="Times New Roman" w:cs="Times New Roman"/>
+          <w:b/>
         </w:rPr>
         <w:lastRenderedPageBreak/>
         <w:t>2. User &amp; Operator Management</w:t>
@@ -4322,15 +4332,3273 @@
         <w:tab/>
         <w:t>2.1</w:t>
       </w:r>
-    </w:p>
-    <w:p>
-      <w:pPr>
-        <w:rPr>
-          <w:rFonts w:ascii="Times New Roman" w:hAnsi="Times New Roman" w:cs="Times New Roman"/>
-          <w:bCs/>
-        </w:rPr>
-      </w:pPr>
-    </w:p>
+      <w:r>
+        <w:rPr>
+          <w:rFonts w:ascii="Times New Roman" w:hAnsi="Times New Roman" w:cs="Times New Roman"/>
+          <w:bCs/>
+        </w:rPr>
+        <w:t xml:space="preserve"> User</w:t>
+      </w:r>
+      <w:r>
+        <w:rPr>
+          <w:rFonts w:ascii="Times New Roman" w:hAnsi="Times New Roman" w:cs="Times New Roman"/>
+          <w:bCs/>
+        </w:rPr>
+        <w:t xml:space="preserve"> Profiles</w:t>
+      </w:r>
+    </w:p>
+    <w:p>
+      <w:pPr>
+        <w:rPr>
+          <w:rFonts w:ascii="Times New Roman" w:hAnsi="Times New Roman" w:cs="Times New Roman"/>
+          <w:bCs/>
+        </w:rPr>
+      </w:pPr>
+      <w:r>
+        <w:rPr>
+          <w:rFonts w:ascii="Times New Roman" w:hAnsi="Times New Roman" w:cs="Times New Roman"/>
+          <w:bCs/>
+        </w:rPr>
+        <w:tab/>
+      </w:r>
+      <w:r>
+        <w:rPr>
+          <w:rFonts w:ascii="Times New Roman" w:hAnsi="Times New Roman" w:cs="Times New Roman"/>
+          <w:bCs/>
+        </w:rPr>
+        <w:tab/>
+        <w:t>2.1.1 View profile</w:t>
+      </w:r>
+    </w:p>
+    <w:p>
+      <w:pPr>
+        <w:rPr>
+          <w:rFonts w:ascii="Times New Roman" w:hAnsi="Times New Roman" w:cs="Times New Roman"/>
+          <w:bCs/>
+        </w:rPr>
+      </w:pPr>
+      <w:r>
+        <w:rPr>
+          <w:rFonts w:ascii="Times New Roman" w:hAnsi="Times New Roman" w:cs="Times New Roman"/>
+          <w:bCs/>
+        </w:rPr>
+        <w:tab/>
+      </w:r>
+      <w:r>
+        <w:rPr>
+          <w:rFonts w:ascii="Times New Roman" w:hAnsi="Times New Roman" w:cs="Times New Roman"/>
+          <w:bCs/>
+        </w:rPr>
+        <w:tab/>
+        <w:t>2.1.2 Edit profile</w:t>
+      </w:r>
+    </w:p>
+    <w:p>
+      <w:pPr>
+        <w:rPr>
+          <w:rFonts w:ascii="Times New Roman" w:hAnsi="Times New Roman" w:cs="Times New Roman"/>
+          <w:bCs/>
+        </w:rPr>
+      </w:pPr>
+      <w:r>
+        <w:rPr>
+          <w:rFonts w:ascii="Times New Roman" w:hAnsi="Times New Roman" w:cs="Times New Roman"/>
+          <w:bCs/>
+        </w:rPr>
+        <w:tab/>
+      </w:r>
+      <w:r>
+        <w:rPr>
+          <w:rFonts w:ascii="Times New Roman" w:hAnsi="Times New Roman" w:cs="Times New Roman"/>
+          <w:bCs/>
+        </w:rPr>
+        <w:tab/>
+        <w:t>2.1.3 Delete profile/account</w:t>
+      </w:r>
+    </w:p>
+    <w:p>
+      <w:pPr>
+        <w:rPr>
+          <w:rFonts w:ascii="Times New Roman" w:hAnsi="Times New Roman" w:cs="Times New Roman"/>
+          <w:bCs/>
+        </w:rPr>
+      </w:pPr>
+      <w:r>
+        <w:rPr>
+          <w:rFonts w:ascii="Times New Roman" w:hAnsi="Times New Roman" w:cs="Times New Roman"/>
+          <w:bCs/>
+        </w:rPr>
+        <w:tab/>
+        <w:t>2.2 Operator Accounts</w:t>
+      </w:r>
+    </w:p>
+    <w:p>
+      <w:pPr>
+        <w:rPr>
+          <w:rFonts w:ascii="Times New Roman" w:hAnsi="Times New Roman" w:cs="Times New Roman"/>
+          <w:bCs/>
+        </w:rPr>
+      </w:pPr>
+      <w:r>
+        <w:rPr>
+          <w:rFonts w:ascii="Times New Roman" w:hAnsi="Times New Roman" w:cs="Times New Roman"/>
+          <w:bCs/>
+        </w:rPr>
+        <w:tab/>
+      </w:r>
+      <w:r>
+        <w:rPr>
+          <w:rFonts w:ascii="Times New Roman" w:hAnsi="Times New Roman" w:cs="Times New Roman"/>
+          <w:bCs/>
+        </w:rPr>
+        <w:tab/>
+      </w:r>
+      <w:r>
+        <w:rPr>
+          <w:rFonts w:ascii="Times New Roman" w:hAnsi="Times New Roman" w:cs="Times New Roman"/>
+          <w:bCs/>
+        </w:rPr>
+        <w:t>2.2.1 Create operator account</w:t>
+      </w:r>
+    </w:p>
+    <w:p>
+      <w:pPr>
+        <w:rPr>
+          <w:rFonts w:ascii="Times New Roman" w:hAnsi="Times New Roman" w:cs="Times New Roman"/>
+          <w:bCs/>
+        </w:rPr>
+      </w:pPr>
+      <w:r>
+        <w:rPr>
+          <w:rFonts w:ascii="Times New Roman" w:hAnsi="Times New Roman" w:cs="Times New Roman"/>
+          <w:bCs/>
+        </w:rPr>
+        <w:tab/>
+      </w:r>
+      <w:r>
+        <w:rPr>
+          <w:rFonts w:ascii="Times New Roman" w:hAnsi="Times New Roman" w:cs="Times New Roman"/>
+          <w:bCs/>
+        </w:rPr>
+        <w:tab/>
+      </w:r>
+      <w:r>
+        <w:rPr>
+          <w:rFonts w:ascii="Times New Roman" w:hAnsi="Times New Roman" w:cs="Times New Roman"/>
+          <w:bCs/>
+        </w:rPr>
+        <w:t>2.2.2 Assign garage</w:t>
+      </w:r>
+    </w:p>
+    <w:p>
+      <w:pPr>
+        <w:rPr>
+          <w:rFonts w:ascii="Times New Roman" w:hAnsi="Times New Roman" w:cs="Times New Roman"/>
+          <w:bCs/>
+        </w:rPr>
+      </w:pPr>
+      <w:r>
+        <w:rPr>
+          <w:rFonts w:ascii="Times New Roman" w:hAnsi="Times New Roman" w:cs="Times New Roman"/>
+          <w:bCs/>
+        </w:rPr>
+        <w:tab/>
+      </w:r>
+      <w:r>
+        <w:rPr>
+          <w:rFonts w:ascii="Times New Roman" w:hAnsi="Times New Roman" w:cs="Times New Roman"/>
+          <w:bCs/>
+        </w:rPr>
+        <w:tab/>
+      </w:r>
+      <w:r>
+        <w:rPr>
+          <w:rFonts w:ascii="Times New Roman" w:hAnsi="Times New Roman" w:cs="Times New Roman"/>
+          <w:bCs/>
+        </w:rPr>
+        <w:t>2.2.3 Permissions setup</w:t>
+      </w:r>
+    </w:p>
+    <w:p>
+      <w:pPr>
+        <w:rPr>
+          <w:rFonts w:ascii="Times New Roman" w:hAnsi="Times New Roman" w:cs="Times New Roman"/>
+          <w:bCs/>
+        </w:rPr>
+      </w:pPr>
+      <w:r>
+        <w:rPr>
+          <w:rFonts w:ascii="Times New Roman" w:hAnsi="Times New Roman" w:cs="Times New Roman"/>
+          <w:bCs/>
+        </w:rPr>
+        <w:tab/>
+        <w:t>2.3 Role Management</w:t>
+      </w:r>
+      <w:r>
+        <w:rPr>
+          <w:rFonts w:ascii="Times New Roman" w:hAnsi="Times New Roman" w:cs="Times New Roman"/>
+          <w:bCs/>
+        </w:rPr>
+        <w:br/>
+      </w:r>
+      <w:r>
+        <w:rPr>
+          <w:rFonts w:ascii="Times New Roman" w:hAnsi="Times New Roman" w:cs="Times New Roman"/>
+          <w:bCs/>
+        </w:rPr>
+        <w:tab/>
+      </w:r>
+      <w:r>
+        <w:rPr>
+          <w:rFonts w:ascii="Times New Roman" w:hAnsi="Times New Roman" w:cs="Times New Roman"/>
+          <w:bCs/>
+        </w:rPr>
+        <w:tab/>
+        <w:t>2.3.1</w:t>
+      </w:r>
+      <w:r>
+        <w:rPr>
+          <w:rFonts w:ascii="Times New Roman" w:hAnsi="Times New Roman" w:cs="Times New Roman"/>
+          <w:bCs/>
+        </w:rPr>
+        <w:t xml:space="preserve"> Driver role</w:t>
+      </w:r>
+    </w:p>
+    <w:p>
+      <w:pPr>
+        <w:rPr>
+          <w:rFonts w:ascii="Times New Roman" w:hAnsi="Times New Roman" w:cs="Times New Roman"/>
+          <w:bCs/>
+        </w:rPr>
+      </w:pPr>
+      <w:r>
+        <w:rPr>
+          <w:rFonts w:ascii="Times New Roman" w:hAnsi="Times New Roman" w:cs="Times New Roman"/>
+          <w:bCs/>
+        </w:rPr>
+        <w:tab/>
+      </w:r>
+      <w:r>
+        <w:rPr>
+          <w:rFonts w:ascii="Times New Roman" w:hAnsi="Times New Roman" w:cs="Times New Roman"/>
+          <w:bCs/>
+        </w:rPr>
+        <w:tab/>
+        <w:t>2.3.2</w:t>
+      </w:r>
+      <w:r>
+        <w:rPr>
+          <w:rFonts w:ascii="Times New Roman" w:hAnsi="Times New Roman" w:cs="Times New Roman"/>
+          <w:bCs/>
+        </w:rPr>
+        <w:t xml:space="preserve"> Operator role</w:t>
+      </w:r>
+    </w:p>
+    <w:p>
+      <w:pPr>
+        <w:rPr>
+          <w:rFonts w:ascii="Times New Roman" w:hAnsi="Times New Roman" w:cs="Times New Roman"/>
+          <w:bCs/>
+        </w:rPr>
+      </w:pPr>
+      <w:r>
+        <w:rPr>
+          <w:rFonts w:ascii="Times New Roman" w:hAnsi="Times New Roman" w:cs="Times New Roman"/>
+          <w:bCs/>
+        </w:rPr>
+        <w:tab/>
+      </w:r>
+      <w:r>
+        <w:rPr>
+          <w:rFonts w:ascii="Times New Roman" w:hAnsi="Times New Roman" w:cs="Times New Roman"/>
+          <w:bCs/>
+        </w:rPr>
+        <w:tab/>
+        <w:t>2.3.3</w:t>
+      </w:r>
+      <w:r>
+        <w:rPr>
+          <w:rFonts w:ascii="Times New Roman" w:hAnsi="Times New Roman" w:cs="Times New Roman"/>
+          <w:bCs/>
+        </w:rPr>
+        <w:t xml:space="preserve"> Admin role</w:t>
+      </w:r>
+    </w:p>
+    <w:p>
+      <w:pPr>
+        <w:rPr>
+          <w:rFonts w:ascii="Times New Roman" w:hAnsi="Times New Roman" w:cs="Times New Roman"/>
+          <w:b/>
+        </w:rPr>
+      </w:pPr>
+      <w:r>
+        <w:rPr>
+          <w:rFonts w:ascii="Times New Roman" w:hAnsi="Times New Roman" w:cs="Times New Roman"/>
+          <w:b/>
+        </w:rPr>
+        <w:t>3. Parking &amp; Garage Management</w:t>
+      </w:r>
+    </w:p>
+    <w:p>
+      <w:pPr>
+        <w:rPr>
+          <w:rFonts w:ascii="Times New Roman" w:hAnsi="Times New Roman" w:cs="Times New Roman"/>
+          <w:bCs/>
+        </w:rPr>
+      </w:pPr>
+      <w:r>
+        <w:rPr>
+          <w:rFonts w:ascii="Times New Roman" w:hAnsi="Times New Roman" w:cs="Times New Roman"/>
+          <w:bCs/>
+        </w:rPr>
+        <w:tab/>
+        <w:t>3.1 Garage Setup</w:t>
+      </w:r>
+    </w:p>
+    <w:p>
+      <w:pPr>
+        <w:rPr>
+          <w:rFonts w:ascii="Times New Roman" w:hAnsi="Times New Roman" w:cs="Times New Roman"/>
+          <w:bCs/>
+        </w:rPr>
+      </w:pPr>
+      <w:r>
+        <w:rPr>
+          <w:rFonts w:ascii="Times New Roman" w:hAnsi="Times New Roman" w:cs="Times New Roman"/>
+          <w:bCs/>
+        </w:rPr>
+        <w:tab/>
+      </w:r>
+      <w:r>
+        <w:rPr>
+          <w:rFonts w:ascii="Times New Roman" w:hAnsi="Times New Roman" w:cs="Times New Roman"/>
+          <w:bCs/>
+        </w:rPr>
+        <w:tab/>
+        <w:t>3.1.1</w:t>
+      </w:r>
+      <w:r>
+        <w:rPr>
+          <w:rFonts w:ascii="Times New Roman" w:hAnsi="Times New Roman" w:cs="Times New Roman"/>
+          <w:bCs/>
+        </w:rPr>
+        <w:t xml:space="preserve"> Add garage</w:t>
+      </w:r>
+    </w:p>
+    <w:p>
+      <w:pPr>
+        <w:rPr>
+          <w:rFonts w:ascii="Times New Roman" w:hAnsi="Times New Roman" w:cs="Times New Roman"/>
+          <w:bCs/>
+        </w:rPr>
+      </w:pPr>
+      <w:r>
+        <w:rPr>
+          <w:rFonts w:ascii="Times New Roman" w:hAnsi="Times New Roman" w:cs="Times New Roman"/>
+          <w:bCs/>
+        </w:rPr>
+        <w:tab/>
+      </w:r>
+      <w:r>
+        <w:rPr>
+          <w:rFonts w:ascii="Times New Roman" w:hAnsi="Times New Roman" w:cs="Times New Roman"/>
+          <w:bCs/>
+        </w:rPr>
+        <w:tab/>
+        <w:t>3.1.2</w:t>
+      </w:r>
+      <w:r>
+        <w:rPr>
+          <w:rFonts w:ascii="Times New Roman" w:hAnsi="Times New Roman" w:cs="Times New Roman"/>
+          <w:bCs/>
+        </w:rPr>
+        <w:t xml:space="preserve"> Edit garage details</w:t>
+      </w:r>
+    </w:p>
+    <w:p>
+      <w:pPr>
+        <w:rPr>
+          <w:rFonts w:ascii="Times New Roman" w:hAnsi="Times New Roman" w:cs="Times New Roman"/>
+          <w:bCs/>
+        </w:rPr>
+      </w:pPr>
+      <w:r>
+        <w:rPr>
+          <w:rFonts w:ascii="Times New Roman" w:hAnsi="Times New Roman" w:cs="Times New Roman"/>
+          <w:bCs/>
+        </w:rPr>
+        <w:tab/>
+      </w:r>
+      <w:r>
+        <w:rPr>
+          <w:rFonts w:ascii="Times New Roman" w:hAnsi="Times New Roman" w:cs="Times New Roman"/>
+          <w:bCs/>
+        </w:rPr>
+        <w:tab/>
+        <w:t>3.1.3</w:t>
+      </w:r>
+      <w:r>
+        <w:rPr>
+          <w:rFonts w:ascii="Times New Roman" w:hAnsi="Times New Roman" w:cs="Times New Roman"/>
+          <w:bCs/>
+        </w:rPr>
+        <w:t xml:space="preserve"> Remove garage</w:t>
+      </w:r>
+    </w:p>
+    <w:p>
+      <w:pPr>
+        <w:rPr>
+          <w:rFonts w:ascii="Times New Roman" w:hAnsi="Times New Roman" w:cs="Times New Roman"/>
+          <w:bCs/>
+        </w:rPr>
+      </w:pPr>
+      <w:r>
+        <w:rPr>
+          <w:rFonts w:ascii="Times New Roman" w:hAnsi="Times New Roman" w:cs="Times New Roman"/>
+          <w:bCs/>
+        </w:rPr>
+        <w:tab/>
+        <w:t>3.2 Spot Monitoring</w:t>
+      </w:r>
+    </w:p>
+    <w:p>
+      <w:pPr>
+        <w:rPr>
+          <w:rFonts w:ascii="Times New Roman" w:hAnsi="Times New Roman" w:cs="Times New Roman"/>
+          <w:bCs/>
+        </w:rPr>
+      </w:pPr>
+      <w:r>
+        <w:rPr>
+          <w:rFonts w:ascii="Times New Roman" w:hAnsi="Times New Roman" w:cs="Times New Roman"/>
+          <w:bCs/>
+        </w:rPr>
+        <w:tab/>
+      </w:r>
+      <w:r>
+        <w:rPr>
+          <w:rFonts w:ascii="Times New Roman" w:hAnsi="Times New Roman" w:cs="Times New Roman"/>
+          <w:bCs/>
+        </w:rPr>
+        <w:tab/>
+        <w:t>3.2.1</w:t>
+      </w:r>
+      <w:r>
+        <w:rPr>
+          <w:rFonts w:ascii="Times New Roman" w:hAnsi="Times New Roman" w:cs="Times New Roman"/>
+          <w:bCs/>
+        </w:rPr>
+        <w:t xml:space="preserve"> </w:t>
+      </w:r>
+      <w:r>
+        <w:rPr>
+          <w:rFonts w:ascii="Times New Roman" w:hAnsi="Times New Roman" w:cs="Times New Roman"/>
+          <w:bCs/>
+        </w:rPr>
+        <w:t>Real-time occupancy tracking</w:t>
+      </w:r>
+    </w:p>
+    <w:p>
+      <w:pPr>
+        <w:rPr>
+          <w:rFonts w:ascii="Times New Roman" w:hAnsi="Times New Roman" w:cs="Times New Roman"/>
+          <w:bCs/>
+        </w:rPr>
+      </w:pPr>
+      <w:r>
+        <w:rPr>
+          <w:rFonts w:ascii="Times New Roman" w:hAnsi="Times New Roman" w:cs="Times New Roman"/>
+          <w:bCs/>
+        </w:rPr>
+        <w:tab/>
+      </w:r>
+      <w:r>
+        <w:rPr>
+          <w:rFonts w:ascii="Times New Roman" w:hAnsi="Times New Roman" w:cs="Times New Roman"/>
+          <w:bCs/>
+        </w:rPr>
+        <w:tab/>
+        <w:t>3.2.2</w:t>
+      </w:r>
+      <w:r>
+        <w:rPr>
+          <w:rFonts w:ascii="Times New Roman" w:hAnsi="Times New Roman" w:cs="Times New Roman"/>
+          <w:bCs/>
+        </w:rPr>
+        <w:t xml:space="preserve"> </w:t>
+      </w:r>
+      <w:r>
+        <w:rPr>
+          <w:rFonts w:ascii="Times New Roman" w:hAnsi="Times New Roman" w:cs="Times New Roman"/>
+          <w:bCs/>
+        </w:rPr>
+        <w:t>Update parking spot status</w:t>
+      </w:r>
+    </w:p>
+    <w:p>
+      <w:pPr>
+        <w:rPr>
+          <w:rFonts w:ascii="Times New Roman" w:hAnsi="Times New Roman" w:cs="Times New Roman"/>
+          <w:bCs/>
+        </w:rPr>
+      </w:pPr>
+      <w:r>
+        <w:rPr>
+          <w:rFonts w:ascii="Times New Roman" w:hAnsi="Times New Roman" w:cs="Times New Roman"/>
+          <w:bCs/>
+        </w:rPr>
+        <w:tab/>
+      </w:r>
+      <w:r>
+        <w:rPr>
+          <w:rFonts w:ascii="Times New Roman" w:hAnsi="Times New Roman" w:cs="Times New Roman"/>
+          <w:bCs/>
+        </w:rPr>
+        <w:tab/>
+        <w:t>3.2.3</w:t>
+      </w:r>
+      <w:r>
+        <w:rPr>
+          <w:rFonts w:ascii="Times New Roman" w:hAnsi="Times New Roman" w:cs="Times New Roman"/>
+          <w:bCs/>
+        </w:rPr>
+        <w:t xml:space="preserve"> </w:t>
+      </w:r>
+      <w:r>
+        <w:rPr>
+          <w:rFonts w:ascii="Times New Roman" w:hAnsi="Times New Roman" w:cs="Times New Roman"/>
+          <w:bCs/>
+        </w:rPr>
+        <w:t>Error handling</w:t>
+      </w:r>
+    </w:p>
+    <w:p>
+      <w:pPr>
+        <w:rPr>
+          <w:rFonts w:ascii="Times New Roman" w:hAnsi="Times New Roman" w:cs="Times New Roman"/>
+          <w:bCs/>
+        </w:rPr>
+      </w:pPr>
+      <w:r>
+        <w:rPr>
+          <w:rFonts w:ascii="Times New Roman" w:hAnsi="Times New Roman" w:cs="Times New Roman"/>
+          <w:bCs/>
+        </w:rPr>
+        <w:tab/>
+        <w:t>3.3 Interactive Map</w:t>
+      </w:r>
+    </w:p>
+    <w:p>
+      <w:pPr>
+        <w:rPr>
+          <w:rFonts w:ascii="Times New Roman" w:hAnsi="Times New Roman" w:cs="Times New Roman"/>
+          <w:bCs/>
+        </w:rPr>
+      </w:pPr>
+      <w:r>
+        <w:rPr>
+          <w:rFonts w:ascii="Times New Roman" w:hAnsi="Times New Roman" w:cs="Times New Roman"/>
+          <w:bCs/>
+        </w:rPr>
+        <w:tab/>
+      </w:r>
+      <w:r>
+        <w:rPr>
+          <w:rFonts w:ascii="Times New Roman" w:hAnsi="Times New Roman" w:cs="Times New Roman"/>
+          <w:bCs/>
+        </w:rPr>
+        <w:tab/>
+        <w:t xml:space="preserve">3.3.1 </w:t>
+      </w:r>
+      <w:r>
+        <w:rPr>
+          <w:rFonts w:ascii="Times New Roman" w:hAnsi="Times New Roman" w:cs="Times New Roman"/>
+          <w:bCs/>
+        </w:rPr>
+        <w:t>Map rendering</w:t>
+      </w:r>
+    </w:p>
+    <w:p>
+      <w:pPr>
+        <w:rPr>
+          <w:rFonts w:ascii="Times New Roman" w:hAnsi="Times New Roman" w:cs="Times New Roman"/>
+          <w:bCs/>
+        </w:rPr>
+      </w:pPr>
+      <w:r>
+        <w:rPr>
+          <w:rFonts w:ascii="Times New Roman" w:hAnsi="Times New Roman" w:cs="Times New Roman"/>
+          <w:bCs/>
+        </w:rPr>
+        <w:tab/>
+      </w:r>
+      <w:r>
+        <w:rPr>
+          <w:rFonts w:ascii="Times New Roman" w:hAnsi="Times New Roman" w:cs="Times New Roman"/>
+          <w:bCs/>
+        </w:rPr>
+        <w:tab/>
+        <w:t xml:space="preserve">3.3.2 </w:t>
+      </w:r>
+      <w:r>
+        <w:rPr>
+          <w:rFonts w:ascii="Times New Roman" w:hAnsi="Times New Roman" w:cs="Times New Roman"/>
+          <w:bCs/>
+        </w:rPr>
+        <w:t>Spot availability overlay</w:t>
+      </w:r>
+    </w:p>
+    <w:p>
+      <w:pPr>
+        <w:rPr>
+          <w:rFonts w:ascii="Times New Roman" w:hAnsi="Times New Roman" w:cs="Times New Roman"/>
+          <w:bCs/>
+        </w:rPr>
+      </w:pPr>
+      <w:r>
+        <w:rPr>
+          <w:rFonts w:ascii="Times New Roman" w:hAnsi="Times New Roman" w:cs="Times New Roman"/>
+          <w:bCs/>
+        </w:rPr>
+        <w:tab/>
+      </w:r>
+      <w:r>
+        <w:rPr>
+          <w:rFonts w:ascii="Times New Roman" w:hAnsi="Times New Roman" w:cs="Times New Roman"/>
+          <w:bCs/>
+        </w:rPr>
+        <w:tab/>
+        <w:t xml:space="preserve">3.3.3 </w:t>
+      </w:r>
+      <w:r>
+        <w:rPr>
+          <w:rFonts w:ascii="Times New Roman" w:hAnsi="Times New Roman" w:cs="Times New Roman"/>
+          <w:bCs/>
+        </w:rPr>
+        <w:t>GPS integration</w:t>
+      </w:r>
+    </w:p>
+    <w:p>
+      <w:pPr>
+        <w:rPr>
+          <w:rFonts w:ascii="Times New Roman" w:hAnsi="Times New Roman" w:cs="Times New Roman"/>
+          <w:bCs/>
+        </w:rPr>
+      </w:pPr>
+    </w:p>
+    <w:p>
+      <w:pPr>
+        <w:rPr>
+          <w:rFonts w:ascii="Times New Roman" w:hAnsi="Times New Roman" w:cs="Times New Roman"/>
+          <w:b/>
+        </w:rPr>
+      </w:pPr>
+      <w:r>
+        <w:rPr>
+          <w:rFonts w:ascii="Times New Roman" w:hAnsi="Times New Roman" w:cs="Times New Roman"/>
+          <w:b/>
+        </w:rPr>
+        <w:lastRenderedPageBreak/>
+        <w:t>4. Reservation &amp; Payment</w:t>
+      </w:r>
+    </w:p>
+    <w:p>
+      <w:pPr>
+        <w:rPr>
+          <w:rFonts w:ascii="Times New Roman" w:hAnsi="Times New Roman" w:cs="Times New Roman"/>
+          <w:bCs/>
+        </w:rPr>
+      </w:pPr>
+      <w:r>
+        <w:rPr>
+          <w:rFonts w:ascii="Times New Roman" w:hAnsi="Times New Roman" w:cs="Times New Roman"/>
+          <w:bCs/>
+        </w:rPr>
+        <w:tab/>
+        <w:t>4.1 Reservation System</w:t>
+      </w:r>
+    </w:p>
+    <w:p>
+      <w:pPr>
+        <w:rPr>
+          <w:rFonts w:ascii="Times New Roman" w:hAnsi="Times New Roman" w:cs="Times New Roman"/>
+          <w:bCs/>
+        </w:rPr>
+      </w:pPr>
+      <w:r>
+        <w:rPr>
+          <w:rFonts w:ascii="Times New Roman" w:hAnsi="Times New Roman" w:cs="Times New Roman"/>
+          <w:bCs/>
+        </w:rPr>
+        <w:tab/>
+      </w:r>
+      <w:r>
+        <w:rPr>
+          <w:rFonts w:ascii="Times New Roman" w:hAnsi="Times New Roman" w:cs="Times New Roman"/>
+          <w:bCs/>
+        </w:rPr>
+        <w:tab/>
+        <w:t>4.1.1</w:t>
+      </w:r>
+      <w:r>
+        <w:rPr>
+          <w:rFonts w:ascii="Times New Roman" w:hAnsi="Times New Roman" w:cs="Times New Roman"/>
+          <w:bCs/>
+        </w:rPr>
+        <w:t xml:space="preserve"> Select spot</w:t>
+      </w:r>
+    </w:p>
+    <w:p>
+      <w:pPr>
+        <w:rPr>
+          <w:rFonts w:ascii="Times New Roman" w:hAnsi="Times New Roman" w:cs="Times New Roman"/>
+          <w:bCs/>
+        </w:rPr>
+      </w:pPr>
+      <w:r>
+        <w:rPr>
+          <w:rFonts w:ascii="Times New Roman" w:hAnsi="Times New Roman" w:cs="Times New Roman"/>
+          <w:bCs/>
+        </w:rPr>
+        <w:tab/>
+      </w:r>
+      <w:r>
+        <w:rPr>
+          <w:rFonts w:ascii="Times New Roman" w:hAnsi="Times New Roman" w:cs="Times New Roman"/>
+          <w:bCs/>
+        </w:rPr>
+        <w:tab/>
+        <w:t>4.1.2</w:t>
+      </w:r>
+      <w:r>
+        <w:rPr>
+          <w:rFonts w:ascii="Times New Roman" w:hAnsi="Times New Roman" w:cs="Times New Roman"/>
+          <w:bCs/>
+        </w:rPr>
+        <w:t xml:space="preserve"> Choose time/duration</w:t>
+      </w:r>
+    </w:p>
+    <w:p>
+      <w:pPr>
+        <w:rPr>
+          <w:rFonts w:ascii="Times New Roman" w:hAnsi="Times New Roman" w:cs="Times New Roman"/>
+          <w:bCs/>
+        </w:rPr>
+      </w:pPr>
+      <w:r>
+        <w:rPr>
+          <w:rFonts w:ascii="Times New Roman" w:hAnsi="Times New Roman" w:cs="Times New Roman"/>
+          <w:bCs/>
+        </w:rPr>
+        <w:tab/>
+      </w:r>
+      <w:r>
+        <w:rPr>
+          <w:rFonts w:ascii="Times New Roman" w:hAnsi="Times New Roman" w:cs="Times New Roman"/>
+          <w:bCs/>
+        </w:rPr>
+        <w:tab/>
+        <w:t>4.1.3</w:t>
+      </w:r>
+      <w:r>
+        <w:rPr>
+          <w:rFonts w:ascii="Times New Roman" w:hAnsi="Times New Roman" w:cs="Times New Roman"/>
+          <w:bCs/>
+        </w:rPr>
+        <w:t xml:space="preserve"> Confirm reservation</w:t>
+      </w:r>
+    </w:p>
+    <w:p>
+      <w:pPr>
+        <w:rPr>
+          <w:rFonts w:ascii="Times New Roman" w:hAnsi="Times New Roman" w:cs="Times New Roman"/>
+          <w:bCs/>
+        </w:rPr>
+      </w:pPr>
+      <w:r>
+        <w:rPr>
+          <w:rFonts w:ascii="Times New Roman" w:hAnsi="Times New Roman" w:cs="Times New Roman"/>
+          <w:bCs/>
+        </w:rPr>
+        <w:tab/>
+        <w:t>4.2 Payment Processing</w:t>
+      </w:r>
+    </w:p>
+    <w:p>
+      <w:pPr>
+        <w:rPr>
+          <w:rFonts w:ascii="Times New Roman" w:hAnsi="Times New Roman" w:cs="Times New Roman"/>
+          <w:bCs/>
+        </w:rPr>
+      </w:pPr>
+      <w:r>
+        <w:rPr>
+          <w:rFonts w:ascii="Times New Roman" w:hAnsi="Times New Roman" w:cs="Times New Roman"/>
+          <w:bCs/>
+        </w:rPr>
+        <w:tab/>
+      </w:r>
+      <w:r>
+        <w:rPr>
+          <w:rFonts w:ascii="Times New Roman" w:hAnsi="Times New Roman" w:cs="Times New Roman"/>
+          <w:bCs/>
+        </w:rPr>
+        <w:tab/>
+        <w:t>4.2.1</w:t>
+      </w:r>
+      <w:r>
+        <w:rPr>
+          <w:rFonts w:ascii="Times New Roman" w:hAnsi="Times New Roman" w:cs="Times New Roman"/>
+          <w:bCs/>
+        </w:rPr>
+        <w:t xml:space="preserve"> P</w:t>
+      </w:r>
+      <w:r>
+        <w:rPr>
+          <w:rFonts w:ascii="Times New Roman" w:hAnsi="Times New Roman" w:cs="Times New Roman"/>
+          <w:bCs/>
+        </w:rPr>
+        <w:t>rocess payments</w:t>
+      </w:r>
+    </w:p>
+    <w:p>
+      <w:pPr>
+        <w:rPr>
+          <w:rFonts w:ascii="Times New Roman" w:hAnsi="Times New Roman" w:cs="Times New Roman"/>
+          <w:bCs/>
+        </w:rPr>
+      </w:pPr>
+      <w:r>
+        <w:rPr>
+          <w:rFonts w:ascii="Times New Roman" w:hAnsi="Times New Roman" w:cs="Times New Roman"/>
+          <w:bCs/>
+        </w:rPr>
+        <w:tab/>
+      </w:r>
+      <w:r>
+        <w:rPr>
+          <w:rFonts w:ascii="Times New Roman" w:hAnsi="Times New Roman" w:cs="Times New Roman"/>
+          <w:bCs/>
+        </w:rPr>
+        <w:tab/>
+        <w:t>4.2.2</w:t>
+      </w:r>
+      <w:r>
+        <w:rPr>
+          <w:rFonts w:ascii="Times New Roman" w:hAnsi="Times New Roman" w:cs="Times New Roman"/>
+          <w:bCs/>
+        </w:rPr>
+        <w:t xml:space="preserve"> </w:t>
+      </w:r>
+      <w:r>
+        <w:rPr>
+          <w:rFonts w:ascii="Times New Roman" w:hAnsi="Times New Roman" w:cs="Times New Roman"/>
+          <w:bCs/>
+        </w:rPr>
+        <w:t>Receipt generator/generation</w:t>
+      </w:r>
+    </w:p>
+    <w:p>
+      <w:pPr>
+        <w:rPr>
+          <w:rFonts w:ascii="Times New Roman" w:hAnsi="Times New Roman" w:cs="Times New Roman"/>
+          <w:bCs/>
+        </w:rPr>
+      </w:pPr>
+      <w:r>
+        <w:rPr>
+          <w:rFonts w:ascii="Times New Roman" w:hAnsi="Times New Roman" w:cs="Times New Roman"/>
+          <w:bCs/>
+        </w:rPr>
+        <w:tab/>
+      </w:r>
+      <w:r>
+        <w:rPr>
+          <w:rFonts w:ascii="Times New Roman" w:hAnsi="Times New Roman" w:cs="Times New Roman"/>
+          <w:bCs/>
+        </w:rPr>
+        <w:tab/>
+        <w:t>4.2.3</w:t>
+      </w:r>
+      <w:r>
+        <w:rPr>
+          <w:rFonts w:ascii="Times New Roman" w:hAnsi="Times New Roman" w:cs="Times New Roman"/>
+          <w:bCs/>
+        </w:rPr>
+        <w:t xml:space="preserve"> </w:t>
+      </w:r>
+      <w:r>
+        <w:rPr>
+          <w:rFonts w:ascii="Times New Roman" w:hAnsi="Times New Roman" w:cs="Times New Roman"/>
+          <w:bCs/>
+        </w:rPr>
+        <w:t>Refund/cancellation integration</w:t>
+      </w:r>
+    </w:p>
+    <w:p>
+      <w:pPr>
+        <w:rPr>
+          <w:rFonts w:ascii="Times New Roman" w:hAnsi="Times New Roman" w:cs="Times New Roman"/>
+          <w:bCs/>
+        </w:rPr>
+      </w:pPr>
+      <w:r>
+        <w:rPr>
+          <w:rFonts w:ascii="Times New Roman" w:hAnsi="Times New Roman" w:cs="Times New Roman"/>
+          <w:bCs/>
+        </w:rPr>
+        <w:tab/>
+        <w:t>4.3 Notifications</w:t>
+      </w:r>
+    </w:p>
+    <w:p>
+      <w:pPr>
+        <w:rPr>
+          <w:rFonts w:ascii="Times New Roman" w:hAnsi="Times New Roman" w:cs="Times New Roman"/>
+          <w:bCs/>
+        </w:rPr>
+      </w:pPr>
+      <w:r>
+        <w:rPr>
+          <w:rFonts w:ascii="Times New Roman" w:hAnsi="Times New Roman" w:cs="Times New Roman"/>
+          <w:bCs/>
+        </w:rPr>
+        <w:tab/>
+      </w:r>
+      <w:r>
+        <w:rPr>
+          <w:rFonts w:ascii="Times New Roman" w:hAnsi="Times New Roman" w:cs="Times New Roman"/>
+          <w:bCs/>
+        </w:rPr>
+        <w:tab/>
+        <w:t>4.3.1</w:t>
+      </w:r>
+      <w:r>
+        <w:rPr>
+          <w:rFonts w:ascii="Times New Roman" w:hAnsi="Times New Roman" w:cs="Times New Roman"/>
+          <w:bCs/>
+        </w:rPr>
+        <w:t xml:space="preserve"> </w:t>
+      </w:r>
+      <w:r>
+        <w:rPr>
+          <w:rFonts w:ascii="Times New Roman" w:hAnsi="Times New Roman" w:cs="Times New Roman"/>
+          <w:bCs/>
+        </w:rPr>
+        <w:t>Time remaining alerts</w:t>
+      </w:r>
+    </w:p>
+    <w:p>
+      <w:pPr>
+        <w:rPr>
+          <w:rFonts w:ascii="Times New Roman" w:hAnsi="Times New Roman" w:cs="Times New Roman"/>
+          <w:bCs/>
+        </w:rPr>
+      </w:pPr>
+      <w:r>
+        <w:rPr>
+          <w:rFonts w:ascii="Times New Roman" w:hAnsi="Times New Roman" w:cs="Times New Roman"/>
+          <w:bCs/>
+        </w:rPr>
+        <w:tab/>
+      </w:r>
+      <w:r>
+        <w:rPr>
+          <w:rFonts w:ascii="Times New Roman" w:hAnsi="Times New Roman" w:cs="Times New Roman"/>
+          <w:bCs/>
+        </w:rPr>
+        <w:tab/>
+        <w:t>4.3.2</w:t>
+      </w:r>
+      <w:r>
+        <w:rPr>
+          <w:rFonts w:ascii="Times New Roman" w:hAnsi="Times New Roman" w:cs="Times New Roman"/>
+          <w:bCs/>
+        </w:rPr>
+        <w:t xml:space="preserve"> </w:t>
+      </w:r>
+      <w:r>
+        <w:rPr>
+          <w:rFonts w:ascii="Times New Roman" w:hAnsi="Times New Roman" w:cs="Times New Roman"/>
+          <w:bCs/>
+        </w:rPr>
+        <w:t>Expiration warnings</w:t>
+      </w:r>
+    </w:p>
+    <w:p>
+      <w:pPr>
+        <w:rPr>
+          <w:rFonts w:ascii="Times New Roman" w:hAnsi="Times New Roman" w:cs="Times New Roman"/>
+          <w:bCs/>
+        </w:rPr>
+      </w:pPr>
+      <w:r>
+        <w:rPr>
+          <w:rFonts w:ascii="Times New Roman" w:hAnsi="Times New Roman" w:cs="Times New Roman"/>
+          <w:bCs/>
+        </w:rPr>
+        <w:tab/>
+      </w:r>
+      <w:r>
+        <w:rPr>
+          <w:rFonts w:ascii="Times New Roman" w:hAnsi="Times New Roman" w:cs="Times New Roman"/>
+          <w:bCs/>
+        </w:rPr>
+        <w:tab/>
+        <w:t>4.3.3</w:t>
+      </w:r>
+      <w:r>
+        <w:rPr>
+          <w:rFonts w:ascii="Times New Roman" w:hAnsi="Times New Roman" w:cs="Times New Roman"/>
+          <w:bCs/>
+        </w:rPr>
+        <w:t xml:space="preserve"> </w:t>
+      </w:r>
+      <w:r>
+        <w:rPr>
+          <w:rFonts w:ascii="Times New Roman" w:hAnsi="Times New Roman" w:cs="Times New Roman"/>
+          <w:bCs/>
+        </w:rPr>
+        <w:t>Payment confirmation</w:t>
+      </w:r>
+    </w:p>
+    <w:p>
+      <w:pPr>
+        <w:rPr>
+          <w:rFonts w:ascii="Times New Roman" w:hAnsi="Times New Roman" w:cs="Times New Roman"/>
+          <w:b/>
+        </w:rPr>
+      </w:pPr>
+      <w:r>
+        <w:rPr>
+          <w:rFonts w:ascii="Times New Roman" w:hAnsi="Times New Roman" w:cs="Times New Roman"/>
+          <w:b/>
+        </w:rPr>
+        <w:t>5. Reporting &amp; Analytics</w:t>
+      </w:r>
+    </w:p>
+    <w:p>
+      <w:pPr>
+        <w:rPr>
+          <w:rFonts w:ascii="Times New Roman" w:hAnsi="Times New Roman" w:cs="Times New Roman"/>
+          <w:bCs/>
+        </w:rPr>
+      </w:pPr>
+      <w:r>
+        <w:rPr>
+          <w:rFonts w:ascii="Times New Roman" w:hAnsi="Times New Roman" w:cs="Times New Roman"/>
+          <w:bCs/>
+        </w:rPr>
+        <w:tab/>
+        <w:t>5.1 Occupancy Reports</w:t>
+      </w:r>
+    </w:p>
+    <w:p>
+      <w:pPr>
+        <w:rPr>
+          <w:rFonts w:ascii="Times New Roman" w:hAnsi="Times New Roman" w:cs="Times New Roman"/>
+          <w:bCs/>
+        </w:rPr>
+      </w:pPr>
+      <w:r>
+        <w:rPr>
+          <w:rFonts w:ascii="Times New Roman" w:hAnsi="Times New Roman" w:cs="Times New Roman"/>
+          <w:bCs/>
+        </w:rPr>
+        <w:tab/>
+      </w:r>
+      <w:r>
+        <w:rPr>
+          <w:rFonts w:ascii="Times New Roman" w:hAnsi="Times New Roman" w:cs="Times New Roman"/>
+          <w:bCs/>
+        </w:rPr>
+        <w:tab/>
+        <w:t>5.1.1</w:t>
+      </w:r>
+      <w:r>
+        <w:rPr>
+          <w:rFonts w:ascii="Times New Roman" w:hAnsi="Times New Roman" w:cs="Times New Roman"/>
+          <w:bCs/>
+        </w:rPr>
+        <w:t xml:space="preserve"> Daily occupancy reports</w:t>
+      </w:r>
+    </w:p>
+    <w:p>
+      <w:pPr>
+        <w:rPr>
+          <w:rFonts w:ascii="Times New Roman" w:hAnsi="Times New Roman" w:cs="Times New Roman"/>
+          <w:bCs/>
+        </w:rPr>
+      </w:pPr>
+      <w:r>
+        <w:rPr>
+          <w:rFonts w:ascii="Times New Roman" w:hAnsi="Times New Roman" w:cs="Times New Roman"/>
+          <w:bCs/>
+        </w:rPr>
+        <w:tab/>
+      </w:r>
+      <w:r>
+        <w:rPr>
+          <w:rFonts w:ascii="Times New Roman" w:hAnsi="Times New Roman" w:cs="Times New Roman"/>
+          <w:bCs/>
+        </w:rPr>
+        <w:tab/>
+        <w:t>5.1.2</w:t>
+      </w:r>
+      <w:r>
+        <w:rPr>
+          <w:rFonts w:ascii="Times New Roman" w:hAnsi="Times New Roman" w:cs="Times New Roman"/>
+          <w:bCs/>
+        </w:rPr>
+        <w:t xml:space="preserve"> Peak hours</w:t>
+      </w:r>
+    </w:p>
+    <w:p>
+      <w:pPr>
+        <w:rPr>
+          <w:rFonts w:ascii="Times New Roman" w:hAnsi="Times New Roman" w:cs="Times New Roman"/>
+          <w:bCs/>
+        </w:rPr>
+      </w:pPr>
+      <w:r>
+        <w:rPr>
+          <w:rFonts w:ascii="Times New Roman" w:hAnsi="Times New Roman" w:cs="Times New Roman"/>
+          <w:bCs/>
+        </w:rPr>
+        <w:tab/>
+      </w:r>
+      <w:r>
+        <w:rPr>
+          <w:rFonts w:ascii="Times New Roman" w:hAnsi="Times New Roman" w:cs="Times New Roman"/>
+          <w:bCs/>
+        </w:rPr>
+        <w:tab/>
+        <w:t>5.1.3</w:t>
+      </w:r>
+      <w:r>
+        <w:rPr>
+          <w:rFonts w:ascii="Times New Roman" w:hAnsi="Times New Roman" w:cs="Times New Roman"/>
+          <w:bCs/>
+        </w:rPr>
+        <w:t xml:space="preserve"> Garage comparison</w:t>
+      </w:r>
+    </w:p>
+    <w:p>
+      <w:pPr>
+        <w:rPr>
+          <w:rFonts w:ascii="Times New Roman" w:hAnsi="Times New Roman" w:cs="Times New Roman"/>
+          <w:bCs/>
+        </w:rPr>
+      </w:pPr>
+      <w:r>
+        <w:rPr>
+          <w:rFonts w:ascii="Times New Roman" w:hAnsi="Times New Roman" w:cs="Times New Roman"/>
+          <w:bCs/>
+        </w:rPr>
+        <w:tab/>
+        <w:t>5.2 Financial Reports</w:t>
+      </w:r>
+    </w:p>
+    <w:p>
+      <w:pPr>
+        <w:rPr>
+          <w:rFonts w:ascii="Times New Roman" w:hAnsi="Times New Roman" w:cs="Times New Roman"/>
+          <w:bCs/>
+        </w:rPr>
+      </w:pPr>
+      <w:r>
+        <w:rPr>
+          <w:rFonts w:ascii="Times New Roman" w:hAnsi="Times New Roman" w:cs="Times New Roman"/>
+          <w:bCs/>
+        </w:rPr>
+        <w:tab/>
+      </w:r>
+      <w:r>
+        <w:rPr>
+          <w:rFonts w:ascii="Times New Roman" w:hAnsi="Times New Roman" w:cs="Times New Roman"/>
+          <w:bCs/>
+        </w:rPr>
+        <w:tab/>
+        <w:t>5.2.1</w:t>
+      </w:r>
+      <w:r>
+        <w:rPr>
+          <w:rFonts w:ascii="Times New Roman" w:hAnsi="Times New Roman" w:cs="Times New Roman"/>
+          <w:bCs/>
+        </w:rPr>
+        <w:t xml:space="preserve"> Revenue summary</w:t>
+      </w:r>
+    </w:p>
+    <w:p>
+      <w:pPr>
+        <w:rPr>
+          <w:rFonts w:ascii="Times New Roman" w:hAnsi="Times New Roman" w:cs="Times New Roman"/>
+          <w:bCs/>
+        </w:rPr>
+      </w:pPr>
+      <w:r>
+        <w:rPr>
+          <w:rFonts w:ascii="Times New Roman" w:hAnsi="Times New Roman" w:cs="Times New Roman"/>
+          <w:bCs/>
+        </w:rPr>
+        <w:tab/>
+      </w:r>
+      <w:r>
+        <w:rPr>
+          <w:rFonts w:ascii="Times New Roman" w:hAnsi="Times New Roman" w:cs="Times New Roman"/>
+          <w:bCs/>
+        </w:rPr>
+        <w:tab/>
+        <w:t>5.2.2</w:t>
+      </w:r>
+      <w:r>
+        <w:rPr>
+          <w:rFonts w:ascii="Times New Roman" w:hAnsi="Times New Roman" w:cs="Times New Roman"/>
+          <w:bCs/>
+        </w:rPr>
+        <w:t xml:space="preserve"> Payment logs</w:t>
+      </w:r>
+    </w:p>
+    <w:p>
+      <w:pPr>
+        <w:rPr>
+          <w:rFonts w:ascii="Times New Roman" w:hAnsi="Times New Roman" w:cs="Times New Roman"/>
+          <w:bCs/>
+        </w:rPr>
+      </w:pPr>
+      <w:r>
+        <w:rPr>
+          <w:rFonts w:ascii="Times New Roman" w:hAnsi="Times New Roman" w:cs="Times New Roman"/>
+          <w:bCs/>
+        </w:rPr>
+        <w:tab/>
+      </w:r>
+      <w:r>
+        <w:rPr>
+          <w:rFonts w:ascii="Times New Roman" w:hAnsi="Times New Roman" w:cs="Times New Roman"/>
+          <w:bCs/>
+        </w:rPr>
+        <w:tab/>
+        <w:t>5.2.3</w:t>
+      </w:r>
+      <w:r>
+        <w:rPr>
+          <w:rFonts w:ascii="Times New Roman" w:hAnsi="Times New Roman" w:cs="Times New Roman"/>
+          <w:bCs/>
+        </w:rPr>
+        <w:t xml:space="preserve"> Export</w:t>
+      </w:r>
+      <w:r>
+        <w:rPr>
+          <w:rFonts w:ascii="Times New Roman" w:hAnsi="Times New Roman" w:cs="Times New Roman"/>
+          <w:bCs/>
+        </w:rPr>
+        <w:t xml:space="preserve"> payment summary</w:t>
+      </w:r>
+    </w:p>
+    <w:p>
+      <w:pPr>
+        <w:rPr>
+          <w:rFonts w:ascii="Times New Roman" w:hAnsi="Times New Roman" w:cs="Times New Roman"/>
+          <w:bCs/>
+        </w:rPr>
+      </w:pPr>
+      <w:r>
+        <w:rPr>
+          <w:rFonts w:ascii="Times New Roman" w:hAnsi="Times New Roman" w:cs="Times New Roman"/>
+          <w:bCs/>
+        </w:rPr>
+        <w:tab/>
+        <w:t>5.3 System Analytics</w:t>
+      </w:r>
+    </w:p>
+    <w:p>
+      <w:pPr>
+        <w:rPr>
+          <w:rFonts w:ascii="Times New Roman" w:hAnsi="Times New Roman" w:cs="Times New Roman"/>
+          <w:bCs/>
+        </w:rPr>
+      </w:pPr>
+      <w:r>
+        <w:rPr>
+          <w:rFonts w:ascii="Times New Roman" w:hAnsi="Times New Roman" w:cs="Times New Roman"/>
+          <w:bCs/>
+        </w:rPr>
+        <w:tab/>
+      </w:r>
+      <w:r>
+        <w:rPr>
+          <w:rFonts w:ascii="Times New Roman" w:hAnsi="Times New Roman" w:cs="Times New Roman"/>
+          <w:bCs/>
+        </w:rPr>
+        <w:tab/>
+        <w:t>5.3.1</w:t>
+      </w:r>
+      <w:r>
+        <w:rPr>
+          <w:rFonts w:ascii="Times New Roman" w:hAnsi="Times New Roman" w:cs="Times New Roman"/>
+          <w:bCs/>
+        </w:rPr>
+        <w:t xml:space="preserve"> </w:t>
+      </w:r>
+      <w:r>
+        <w:rPr>
+          <w:rFonts w:ascii="Times New Roman" w:hAnsi="Times New Roman" w:cs="Times New Roman"/>
+          <w:bCs/>
+        </w:rPr>
+        <w:t>Usage trends</w:t>
+      </w:r>
+    </w:p>
+    <w:p>
+      <w:pPr>
+        <w:rPr>
+          <w:rFonts w:ascii="Times New Roman" w:hAnsi="Times New Roman" w:cs="Times New Roman"/>
+          <w:bCs/>
+        </w:rPr>
+      </w:pPr>
+      <w:r>
+        <w:rPr>
+          <w:rFonts w:ascii="Times New Roman" w:hAnsi="Times New Roman" w:cs="Times New Roman"/>
+          <w:bCs/>
+        </w:rPr>
+        <w:tab/>
+      </w:r>
+      <w:r>
+        <w:rPr>
+          <w:rFonts w:ascii="Times New Roman" w:hAnsi="Times New Roman" w:cs="Times New Roman"/>
+          <w:bCs/>
+        </w:rPr>
+        <w:tab/>
+        <w:t>5.3.2</w:t>
+      </w:r>
+      <w:r>
+        <w:rPr>
+          <w:rFonts w:ascii="Times New Roman" w:hAnsi="Times New Roman" w:cs="Times New Roman"/>
+          <w:bCs/>
+        </w:rPr>
+        <w:t xml:space="preserve"> </w:t>
+      </w:r>
+      <w:r>
+        <w:rPr>
+          <w:rFonts w:ascii="Times New Roman" w:hAnsi="Times New Roman" w:cs="Times New Roman"/>
+          <w:bCs/>
+        </w:rPr>
+        <w:t>Error logs</w:t>
+      </w:r>
+    </w:p>
+    <w:p>
+      <w:pPr>
+        <w:rPr>
+          <w:rFonts w:ascii="Times New Roman" w:hAnsi="Times New Roman" w:cs="Times New Roman"/>
+          <w:bCs/>
+        </w:rPr>
+      </w:pPr>
+      <w:r>
+        <w:rPr>
+          <w:rFonts w:ascii="Times New Roman" w:hAnsi="Times New Roman" w:cs="Times New Roman"/>
+          <w:bCs/>
+        </w:rPr>
+        <w:tab/>
+      </w:r>
+      <w:r>
+        <w:rPr>
+          <w:rFonts w:ascii="Times New Roman" w:hAnsi="Times New Roman" w:cs="Times New Roman"/>
+          <w:bCs/>
+        </w:rPr>
+        <w:tab/>
+        <w:t>5.3.3</w:t>
+      </w:r>
+      <w:r>
+        <w:rPr>
+          <w:rFonts w:ascii="Times New Roman" w:hAnsi="Times New Roman" w:cs="Times New Roman"/>
+          <w:bCs/>
+        </w:rPr>
+        <w:t xml:space="preserve"> </w:t>
+      </w:r>
+      <w:r>
+        <w:rPr>
+          <w:rFonts w:ascii="Times New Roman" w:hAnsi="Times New Roman" w:cs="Times New Roman"/>
+          <w:bCs/>
+        </w:rPr>
+        <w:t>Basic system performance report</w:t>
+      </w:r>
+    </w:p>
+    <w:p>
+      <w:pPr>
+        <w:rPr>
+          <w:rFonts w:ascii="Times New Roman" w:hAnsi="Times New Roman" w:cs="Times New Roman"/>
+          <w:bCs/>
+        </w:rPr>
+      </w:pPr>
+    </w:p>
+    <w:p>
+      <w:pPr>
+        <w:ind w:firstLine="720"/>
+        <w:rPr>
+          <w:rFonts w:ascii="Times New Roman" w:hAnsi="Times New Roman" w:cs="Times New Roman"/>
+          <w:b/>
+        </w:rPr>
+      </w:pPr>
+      <w:r>
+        <w:rPr>
+          <w:rFonts w:ascii="Times New Roman" w:hAnsi="Times New Roman" w:cs="Times New Roman"/>
+          <w:b/>
+        </w:rPr>
+        <w:lastRenderedPageBreak/>
+        <w:t>2. Timeline/Gantt Chart</w:t>
+      </w:r>
+      <w:r>
+        <w:rPr>
+          <w:rFonts w:ascii="Times New Roman" w:hAnsi="Times New Roman" w:cs="Times New Roman"/>
+          <w:b/>
+        </w:rPr>
+        <w:t>:</w:t>
+      </w:r>
+    </w:p>
+    <w:p>
+      <w:pPr>
+        <w:rPr>
+          <w:rFonts w:ascii="Times New Roman" w:hAnsi="Times New Roman" w:cs="Times New Roman"/>
+          <w:bCs/>
+        </w:rPr>
+      </w:pPr>
+      <w:r>
+        <w:rPr>
+          <w:rFonts w:ascii="Times New Roman" w:hAnsi="Times New Roman" w:cs="Times New Roman"/>
+          <w:b/>
+        </w:rPr>
+        <w:t>Project Duration:</w:t>
+      </w:r>
+      <w:r>
+        <w:rPr>
+          <w:rFonts w:ascii="Times New Roman" w:hAnsi="Times New Roman" w:cs="Times New Roman"/>
+          <w:bCs/>
+        </w:rPr>
+        <w:t xml:space="preserve"> 16 weeks</w:t>
+      </w:r>
+    </w:p>
+    <w:p>
+      <w:pPr>
+        <w:rPr>
+          <w:rFonts w:ascii="Times New Roman" w:hAnsi="Times New Roman" w:cs="Times New Roman"/>
+          <w:b/>
+        </w:rPr>
+      </w:pPr>
+      <w:r>
+        <w:rPr>
+          <w:rFonts w:ascii="Times New Roman" w:hAnsi="Times New Roman" w:cs="Times New Roman"/>
+          <w:b/>
+        </w:rPr>
+        <w:t>Timeline:</w:t>
+      </w:r>
+    </w:p>
+    <w:p>
+      <w:pPr>
+        <w:rPr>
+          <w:rFonts w:ascii="Times New Roman" w:hAnsi="Times New Roman" w:cs="Times New Roman"/>
+          <w:b/>
+        </w:rPr>
+      </w:pPr>
+      <w:r>
+        <w:rPr>
+          <w:rFonts w:ascii="Times New Roman" w:hAnsi="Times New Roman" w:cs="Times New Roman"/>
+          <w:bCs/>
+        </w:rPr>
+        <w:tab/>
+      </w:r>
+      <w:r>
+        <w:rPr>
+          <w:rFonts w:ascii="Times New Roman" w:hAnsi="Times New Roman" w:cs="Times New Roman"/>
+          <w:b/>
+        </w:rPr>
+        <w:t>Week 1-</w:t>
+      </w:r>
+      <w:r>
+        <w:rPr>
+          <w:rFonts w:ascii="Times New Roman" w:hAnsi="Times New Roman" w:cs="Times New Roman"/>
+          <w:b/>
+        </w:rPr>
+        <w:t>3: Requirements/Planning</w:t>
+      </w:r>
+    </w:p>
+    <w:p>
+      <w:pPr>
+        <w:pStyle w:val="ListParagraph"/>
+        <w:numPr>
+          <w:ilvl w:val="0"/>
+          <w:numId w:val="25"/>
+        </w:numPr>
+        <w:rPr>
+          <w:rFonts w:ascii="Times New Roman" w:hAnsi="Times New Roman" w:cs="Times New Roman"/>
+          <w:bCs/>
+        </w:rPr>
+      </w:pPr>
+      <w:r>
+        <w:rPr>
+          <w:rFonts w:ascii="Times New Roman" w:hAnsi="Times New Roman" w:cs="Times New Roman"/>
+          <w:bCs/>
+        </w:rPr>
+        <w:t>Define project goals</w:t>
+      </w:r>
+    </w:p>
+    <w:p>
+      <w:pPr>
+        <w:pStyle w:val="ListParagraph"/>
+        <w:numPr>
+          <w:ilvl w:val="0"/>
+          <w:numId w:val="25"/>
+        </w:numPr>
+        <w:rPr>
+          <w:rFonts w:ascii="Times New Roman" w:hAnsi="Times New Roman" w:cs="Times New Roman"/>
+          <w:bCs/>
+        </w:rPr>
+      </w:pPr>
+      <w:r>
+        <w:rPr>
+          <w:rFonts w:ascii="Times New Roman" w:hAnsi="Times New Roman" w:cs="Times New Roman"/>
+          <w:bCs/>
+        </w:rPr>
+        <w:t>Identify core features</w:t>
+      </w:r>
+    </w:p>
+    <w:p>
+      <w:pPr>
+        <w:pStyle w:val="ListParagraph"/>
+        <w:numPr>
+          <w:ilvl w:val="0"/>
+          <w:numId w:val="25"/>
+        </w:numPr>
+        <w:rPr>
+          <w:rFonts w:ascii="Times New Roman" w:hAnsi="Times New Roman" w:cs="Times New Roman"/>
+          <w:bCs/>
+        </w:rPr>
+      </w:pPr>
+      <w:r>
+        <w:rPr>
+          <w:rFonts w:ascii="Times New Roman" w:hAnsi="Times New Roman" w:cs="Times New Roman"/>
+          <w:bCs/>
+        </w:rPr>
+        <w:t>Outline any constraints and assumptions</w:t>
+      </w:r>
+    </w:p>
+    <w:p>
+      <w:pPr>
+        <w:ind w:left="720"/>
+        <w:rPr>
+          <w:rFonts w:ascii="Times New Roman" w:hAnsi="Times New Roman" w:cs="Times New Roman"/>
+          <w:b/>
+        </w:rPr>
+      </w:pPr>
+      <w:r>
+        <w:rPr>
+          <w:rFonts w:ascii="Times New Roman" w:hAnsi="Times New Roman" w:cs="Times New Roman"/>
+          <w:b/>
+        </w:rPr>
+        <w:t>Week 3-</w:t>
+      </w:r>
+      <w:r>
+        <w:rPr>
+          <w:rFonts w:ascii="Times New Roman" w:hAnsi="Times New Roman" w:cs="Times New Roman"/>
+          <w:b/>
+        </w:rPr>
+        <w:t xml:space="preserve">5: </w:t>
+      </w:r>
+      <w:r>
+        <w:rPr>
+          <w:rFonts w:ascii="Times New Roman" w:hAnsi="Times New Roman" w:cs="Times New Roman"/>
+          <w:b/>
+        </w:rPr>
+        <w:t>Design</w:t>
+      </w:r>
+    </w:p>
+    <w:p>
+      <w:pPr>
+        <w:pStyle w:val="ListParagraph"/>
+        <w:numPr>
+          <w:ilvl w:val="0"/>
+          <w:numId w:val="25"/>
+        </w:numPr>
+        <w:rPr>
+          <w:rFonts w:ascii="Times New Roman" w:hAnsi="Times New Roman" w:cs="Times New Roman"/>
+          <w:bCs/>
+        </w:rPr>
+      </w:pPr>
+      <w:r>
+        <w:rPr>
+          <w:rFonts w:ascii="Times New Roman" w:hAnsi="Times New Roman" w:cs="Times New Roman"/>
+          <w:bCs/>
+        </w:rPr>
+        <w:t>Create</w:t>
+      </w:r>
+      <w:r>
+        <w:rPr>
+          <w:rFonts w:ascii="Times New Roman" w:hAnsi="Times New Roman" w:cs="Times New Roman"/>
+          <w:bCs/>
+        </w:rPr>
+        <w:t xml:space="preserve"> basic UI sketches/designs</w:t>
+      </w:r>
+    </w:p>
+    <w:p>
+      <w:pPr>
+        <w:pStyle w:val="ListParagraph"/>
+        <w:numPr>
+          <w:ilvl w:val="0"/>
+          <w:numId w:val="25"/>
+        </w:numPr>
+        <w:rPr>
+          <w:rFonts w:ascii="Times New Roman" w:hAnsi="Times New Roman" w:cs="Times New Roman"/>
+          <w:bCs/>
+        </w:rPr>
+      </w:pPr>
+      <w:r>
+        <w:rPr>
+          <w:rFonts w:ascii="Times New Roman" w:hAnsi="Times New Roman" w:cs="Times New Roman"/>
+          <w:bCs/>
+        </w:rPr>
+        <w:t>Plan databases st</w:t>
+      </w:r>
+      <w:r>
+        <w:rPr>
+          <w:rFonts w:ascii="Times New Roman" w:hAnsi="Times New Roman" w:cs="Times New Roman"/>
+          <w:bCs/>
+        </w:rPr>
+        <w:t>ructure</w:t>
+      </w:r>
+    </w:p>
+    <w:p>
+      <w:pPr>
+        <w:pStyle w:val="ListParagraph"/>
+        <w:numPr>
+          <w:ilvl w:val="0"/>
+          <w:numId w:val="25"/>
+        </w:numPr>
+        <w:rPr>
+          <w:rFonts w:ascii="Times New Roman" w:hAnsi="Times New Roman" w:cs="Times New Roman"/>
+          <w:bCs/>
+        </w:rPr>
+      </w:pPr>
+      <w:r>
+        <w:rPr>
+          <w:rFonts w:ascii="Times New Roman" w:hAnsi="Times New Roman" w:cs="Times New Roman"/>
+          <w:bCs/>
+        </w:rPr>
+        <w:t>Map out system flow</w:t>
+      </w:r>
+    </w:p>
+    <w:p>
+      <w:pPr>
+        <w:ind w:left="720"/>
+        <w:rPr>
+          <w:rFonts w:ascii="Times New Roman" w:hAnsi="Times New Roman" w:cs="Times New Roman"/>
+          <w:b/>
+        </w:rPr>
+      </w:pPr>
+      <w:r>
+        <w:rPr>
+          <w:rFonts w:ascii="Times New Roman" w:hAnsi="Times New Roman" w:cs="Times New Roman"/>
+          <w:b/>
+        </w:rPr>
+        <w:t xml:space="preserve">Week 5-7: </w:t>
+      </w:r>
+      <w:r>
+        <w:rPr>
+          <w:rFonts w:ascii="Times New Roman" w:hAnsi="Times New Roman" w:cs="Times New Roman"/>
+          <w:b/>
+        </w:rPr>
+        <w:t>Development</w:t>
+      </w:r>
+    </w:p>
+    <w:p>
+      <w:pPr>
+        <w:pStyle w:val="ListParagraph"/>
+        <w:numPr>
+          <w:ilvl w:val="0"/>
+          <w:numId w:val="25"/>
+        </w:numPr>
+        <w:rPr>
+          <w:rFonts w:ascii="Times New Roman" w:hAnsi="Times New Roman" w:cs="Times New Roman"/>
+          <w:bCs/>
+        </w:rPr>
+      </w:pPr>
+      <w:r>
+        <w:rPr>
+          <w:rFonts w:ascii="Times New Roman" w:hAnsi="Times New Roman" w:cs="Times New Roman"/>
+          <w:bCs/>
+        </w:rPr>
+        <w:t>Build authentication</w:t>
+      </w:r>
+    </w:p>
+    <w:p>
+      <w:pPr>
+        <w:pStyle w:val="ListParagraph"/>
+        <w:numPr>
+          <w:ilvl w:val="0"/>
+          <w:numId w:val="25"/>
+        </w:numPr>
+        <w:rPr>
+          <w:rFonts w:ascii="Times New Roman" w:hAnsi="Times New Roman" w:cs="Times New Roman"/>
+          <w:bCs/>
+        </w:rPr>
+      </w:pPr>
+      <w:r>
+        <w:rPr>
+          <w:rFonts w:ascii="Times New Roman" w:hAnsi="Times New Roman" w:cs="Times New Roman"/>
+          <w:bCs/>
+        </w:rPr>
+        <w:t>Implementation of parking/reservation features</w:t>
+      </w:r>
+    </w:p>
+    <w:p>
+      <w:pPr>
+        <w:pStyle w:val="ListParagraph"/>
+        <w:numPr>
+          <w:ilvl w:val="0"/>
+          <w:numId w:val="25"/>
+        </w:numPr>
+        <w:rPr>
+          <w:rFonts w:ascii="Times New Roman" w:hAnsi="Times New Roman" w:cs="Times New Roman"/>
+          <w:bCs/>
+        </w:rPr>
+      </w:pPr>
+      <w:r>
+        <w:rPr>
+          <w:rFonts w:ascii="Times New Roman" w:hAnsi="Times New Roman" w:cs="Times New Roman"/>
+          <w:bCs/>
+        </w:rPr>
+        <w:t>Add payment/notifications</w:t>
+      </w:r>
+    </w:p>
+    <w:p>
+      <w:pPr>
+        <w:ind w:left="720"/>
+        <w:rPr>
+          <w:rFonts w:ascii="Times New Roman" w:hAnsi="Times New Roman" w:cs="Times New Roman"/>
+          <w:b/>
+        </w:rPr>
+      </w:pPr>
+      <w:r>
+        <w:rPr>
+          <w:rFonts w:ascii="Times New Roman" w:hAnsi="Times New Roman" w:cs="Times New Roman"/>
+          <w:b/>
+        </w:rPr>
+        <w:t>Week 7-9: Integration</w:t>
+      </w:r>
+    </w:p>
+    <w:p>
+      <w:pPr>
+        <w:pStyle w:val="ListParagraph"/>
+        <w:numPr>
+          <w:ilvl w:val="0"/>
+          <w:numId w:val="25"/>
+        </w:numPr>
+        <w:rPr>
+          <w:rFonts w:ascii="Times New Roman" w:hAnsi="Times New Roman" w:cs="Times New Roman"/>
+          <w:bCs/>
+        </w:rPr>
+      </w:pPr>
+      <w:r>
+        <w:rPr>
+          <w:rFonts w:ascii="Times New Roman" w:hAnsi="Times New Roman" w:cs="Times New Roman"/>
+          <w:bCs/>
+        </w:rPr>
+        <w:t>Connect all mo</w:t>
+      </w:r>
+      <w:r>
+        <w:rPr>
+          <w:rFonts w:ascii="Times New Roman" w:hAnsi="Times New Roman" w:cs="Times New Roman"/>
+          <w:bCs/>
+        </w:rPr>
+        <w:t>dules together</w:t>
+      </w:r>
+    </w:p>
+    <w:p>
+      <w:pPr>
+        <w:pStyle w:val="ListParagraph"/>
+        <w:numPr>
+          <w:ilvl w:val="0"/>
+          <w:numId w:val="25"/>
+        </w:numPr>
+        <w:rPr>
+          <w:rFonts w:ascii="Times New Roman" w:hAnsi="Times New Roman" w:cs="Times New Roman"/>
+          <w:bCs/>
+        </w:rPr>
+      </w:pPr>
+      <w:r>
+        <w:rPr>
+          <w:rFonts w:ascii="Times New Roman" w:hAnsi="Times New Roman" w:cs="Times New Roman"/>
+          <w:bCs/>
+        </w:rPr>
+        <w:t>Ensure main user flows work end-to-end</w:t>
+      </w:r>
+    </w:p>
+    <w:p>
+      <w:pPr>
+        <w:pStyle w:val="ListParagraph"/>
+        <w:numPr>
+          <w:ilvl w:val="0"/>
+          <w:numId w:val="25"/>
+        </w:numPr>
+        <w:rPr>
+          <w:rFonts w:ascii="Times New Roman" w:hAnsi="Times New Roman" w:cs="Times New Roman"/>
+          <w:bCs/>
+        </w:rPr>
+      </w:pPr>
+      <w:r>
+        <w:rPr>
+          <w:rFonts w:ascii="Times New Roman" w:hAnsi="Times New Roman" w:cs="Times New Roman"/>
+          <w:bCs/>
+        </w:rPr>
+        <w:t>Fix issues cause by combining features together (minor bug fixes)</w:t>
+      </w:r>
+    </w:p>
+    <w:p>
+      <w:pPr>
+        <w:pStyle w:val="ListParagraph"/>
+        <w:rPr>
+          <w:rFonts w:ascii="Times New Roman" w:hAnsi="Times New Roman" w:cs="Times New Roman"/>
+          <w:bCs/>
+        </w:rPr>
+      </w:pPr>
+    </w:p>
+    <w:p>
+      <w:pPr>
+        <w:pStyle w:val="ListParagraph"/>
+        <w:rPr>
+          <w:rFonts w:ascii="Times New Roman" w:hAnsi="Times New Roman" w:cs="Times New Roman"/>
+          <w:b/>
+        </w:rPr>
+      </w:pPr>
+      <w:r>
+        <w:rPr>
+          <w:rFonts w:ascii="Times New Roman" w:hAnsi="Times New Roman" w:cs="Times New Roman"/>
+          <w:b/>
+        </w:rPr>
+        <w:t>Week 9-11: System Validation</w:t>
+      </w:r>
+    </w:p>
+    <w:p>
+      <w:pPr>
+        <w:pStyle w:val="ListParagraph"/>
+        <w:numPr>
+          <w:ilvl w:val="0"/>
+          <w:numId w:val="25"/>
+        </w:numPr>
+        <w:rPr>
+          <w:rFonts w:ascii="Times New Roman" w:hAnsi="Times New Roman" w:cs="Times New Roman"/>
+          <w:bCs/>
+        </w:rPr>
+      </w:pPr>
+      <w:r>
+        <w:rPr>
+          <w:rFonts w:ascii="Times New Roman" w:hAnsi="Times New Roman" w:cs="Times New Roman"/>
+          <w:bCs/>
+        </w:rPr>
+        <w:t>Check data accuracy (spot reservations/times, ensure data is updating prop</w:t>
+      </w:r>
+      <w:r>
+        <w:rPr>
+          <w:rFonts w:ascii="Times New Roman" w:hAnsi="Times New Roman" w:cs="Times New Roman"/>
+          <w:bCs/>
+        </w:rPr>
+        <w:t>erly)</w:t>
+      </w:r>
+    </w:p>
+    <w:p>
+      <w:pPr>
+        <w:pStyle w:val="ListParagraph"/>
+        <w:numPr>
+          <w:ilvl w:val="0"/>
+          <w:numId w:val="25"/>
+        </w:numPr>
+        <w:rPr>
+          <w:rFonts w:ascii="Times New Roman" w:hAnsi="Times New Roman" w:cs="Times New Roman"/>
+          <w:bCs/>
+        </w:rPr>
+      </w:pPr>
+      <w:r>
+        <w:rPr>
+          <w:rFonts w:ascii="Times New Roman" w:hAnsi="Times New Roman" w:cs="Times New Roman"/>
+          <w:bCs/>
+        </w:rPr>
+        <w:t>Test loading and simple performance</w:t>
+      </w:r>
+    </w:p>
+    <w:p>
+      <w:pPr>
+        <w:pStyle w:val="ListParagraph"/>
+        <w:numPr>
+          <w:ilvl w:val="0"/>
+          <w:numId w:val="25"/>
+        </w:numPr>
+        <w:rPr>
+          <w:rFonts w:ascii="Times New Roman" w:hAnsi="Times New Roman" w:cs="Times New Roman"/>
+          <w:bCs/>
+        </w:rPr>
+      </w:pPr>
+      <w:r>
+        <w:rPr>
+          <w:rFonts w:ascii="Times New Roman" w:hAnsi="Times New Roman" w:cs="Times New Roman"/>
+          <w:bCs/>
+        </w:rPr>
+        <w:t>Confirm features work as intended</w:t>
+      </w:r>
+    </w:p>
+    <w:p>
+      <w:pPr>
+        <w:ind w:left="720"/>
+        <w:rPr>
+          <w:rFonts w:ascii="Times New Roman" w:hAnsi="Times New Roman" w:cs="Times New Roman"/>
+          <w:b/>
+        </w:rPr>
+      </w:pPr>
+      <w:r>
+        <w:rPr>
+          <w:rFonts w:ascii="Times New Roman" w:hAnsi="Times New Roman" w:cs="Times New Roman"/>
+          <w:b/>
+        </w:rPr>
+        <w:t>Week 11-</w:t>
+      </w:r>
+      <w:r>
+        <w:rPr>
+          <w:rFonts w:ascii="Times New Roman" w:hAnsi="Times New Roman" w:cs="Times New Roman"/>
+          <w:b/>
+        </w:rPr>
+        <w:t>13: Beta/Risk Testing</w:t>
+      </w:r>
+    </w:p>
+    <w:p>
+      <w:pPr>
+        <w:pStyle w:val="ListParagraph"/>
+        <w:numPr>
+          <w:ilvl w:val="0"/>
+          <w:numId w:val="25"/>
+        </w:numPr>
+        <w:rPr>
+          <w:rFonts w:ascii="Times New Roman" w:hAnsi="Times New Roman" w:cs="Times New Roman"/>
+          <w:bCs/>
+        </w:rPr>
+      </w:pPr>
+      <w:r>
+        <w:rPr>
+          <w:rFonts w:ascii="Times New Roman" w:hAnsi="Times New Roman" w:cs="Times New Roman"/>
+          <w:bCs/>
+        </w:rPr>
+        <w:t>Run user testing on core features</w:t>
+      </w:r>
+    </w:p>
+    <w:p>
+      <w:pPr>
+        <w:pStyle w:val="ListParagraph"/>
+        <w:numPr>
+          <w:ilvl w:val="0"/>
+          <w:numId w:val="25"/>
+        </w:numPr>
+        <w:rPr>
+          <w:rFonts w:ascii="Times New Roman" w:hAnsi="Times New Roman" w:cs="Times New Roman"/>
+          <w:bCs/>
+        </w:rPr>
+      </w:pPr>
+      <w:r>
+        <w:rPr>
+          <w:rFonts w:ascii="Times New Roman" w:hAnsi="Times New Roman" w:cs="Times New Roman"/>
+          <w:bCs/>
+        </w:rPr>
+        <w:t xml:space="preserve">Find bugs and </w:t>
+      </w:r>
+      <w:r>
+        <w:rPr>
+          <w:rFonts w:ascii="Times New Roman" w:hAnsi="Times New Roman" w:cs="Times New Roman"/>
+          <w:bCs/>
+        </w:rPr>
+        <w:t>errors</w:t>
+      </w:r>
+    </w:p>
+    <w:p>
+      <w:pPr>
+        <w:pStyle w:val="ListParagraph"/>
+        <w:numPr>
+          <w:ilvl w:val="0"/>
+          <w:numId w:val="25"/>
+        </w:numPr>
+        <w:rPr>
+          <w:rFonts w:ascii="Times New Roman" w:hAnsi="Times New Roman" w:cs="Times New Roman"/>
+          <w:bCs/>
+        </w:rPr>
+      </w:pPr>
+      <w:r>
+        <w:rPr>
+          <w:rFonts w:ascii="Times New Roman" w:hAnsi="Times New Roman" w:cs="Times New Roman"/>
+          <w:bCs/>
+        </w:rPr>
+        <w:t>Apply fixes and stability</w:t>
+      </w:r>
+    </w:p>
+    <w:p>
+      <w:pPr>
+        <w:ind w:left="720"/>
+        <w:rPr>
+          <w:rFonts w:ascii="Times New Roman" w:hAnsi="Times New Roman" w:cs="Times New Roman"/>
+          <w:b/>
+        </w:rPr>
+      </w:pPr>
+      <w:r>
+        <w:rPr>
+          <w:rFonts w:ascii="Times New Roman" w:hAnsi="Times New Roman" w:cs="Times New Roman"/>
+          <w:b/>
+        </w:rPr>
+        <w:t>Week 13-16: Final Checks/Release</w:t>
+      </w:r>
+    </w:p>
+    <w:p>
+      <w:pPr>
+        <w:pStyle w:val="ListParagraph"/>
+        <w:numPr>
+          <w:ilvl w:val="0"/>
+          <w:numId w:val="25"/>
+        </w:numPr>
+        <w:rPr>
+          <w:rFonts w:ascii="Times New Roman" w:hAnsi="Times New Roman" w:cs="Times New Roman"/>
+          <w:bCs/>
+        </w:rPr>
+      </w:pPr>
+      <w:r>
+        <w:rPr>
+          <w:rFonts w:ascii="Times New Roman" w:hAnsi="Times New Roman" w:cs="Times New Roman"/>
+          <w:bCs/>
+        </w:rPr>
+        <w:t>Polish UI and navigation</w:t>
+      </w:r>
+    </w:p>
+    <w:p>
+      <w:pPr>
+        <w:pStyle w:val="ListParagraph"/>
+        <w:numPr>
+          <w:ilvl w:val="0"/>
+          <w:numId w:val="25"/>
+        </w:numPr>
+        <w:rPr>
+          <w:rFonts w:ascii="Times New Roman" w:hAnsi="Times New Roman" w:cs="Times New Roman"/>
+          <w:bCs/>
+        </w:rPr>
+      </w:pPr>
+      <w:r>
+        <w:rPr>
+          <w:rFonts w:ascii="Times New Roman" w:hAnsi="Times New Roman" w:cs="Times New Roman"/>
+          <w:bCs/>
+        </w:rPr>
+        <w:t>Polish any core</w:t>
+      </w:r>
+      <w:r>
+        <w:rPr>
+          <w:rFonts w:ascii="Times New Roman" w:hAnsi="Times New Roman" w:cs="Times New Roman"/>
+          <w:bCs/>
+        </w:rPr>
+        <w:t>/side features</w:t>
+      </w:r>
+    </w:p>
+    <w:p>
+      <w:pPr>
+        <w:pStyle w:val="ListParagraph"/>
+        <w:numPr>
+          <w:ilvl w:val="0"/>
+          <w:numId w:val="25"/>
+        </w:numPr>
+        <w:rPr>
+          <w:rFonts w:ascii="Times New Roman" w:hAnsi="Times New Roman" w:cs="Times New Roman"/>
+          <w:bCs/>
+        </w:rPr>
+      </w:pPr>
+      <w:r>
+        <w:rPr>
+          <w:rFonts w:ascii="Times New Roman" w:hAnsi="Times New Roman" w:cs="Times New Roman"/>
+          <w:bCs/>
+        </w:rPr>
+        <w:t>Release and monitor</w:t>
+      </w:r>
+    </w:p>
+    <w:p>
+      <w:pPr>
+        <w:rPr>
+          <w:rFonts w:ascii="Times New Roman" w:hAnsi="Times New Roman" w:cs="Times New Roman"/>
+          <w:b/>
+        </w:rPr>
+      </w:pPr>
+      <w:r>
+        <w:rPr>
+          <w:rFonts w:ascii="Times New Roman" w:hAnsi="Times New Roman" w:cs="Times New Roman"/>
+          <w:b/>
+        </w:rPr>
+        <w:lastRenderedPageBreak/>
+        <w:t>Milestones:</w:t>
+      </w:r>
+    </w:p>
+    <w:p>
+      <w:pPr>
+        <w:pStyle w:val="ListParagraph"/>
+        <w:numPr>
+          <w:ilvl w:val="0"/>
+          <w:numId w:val="26"/>
+        </w:numPr>
+        <w:rPr>
+          <w:rFonts w:ascii="Times New Roman" w:hAnsi="Times New Roman" w:cs="Times New Roman"/>
+          <w:b/>
+        </w:rPr>
+      </w:pPr>
+      <w:r>
+        <w:rPr>
+          <w:rFonts w:ascii="Times New Roman" w:hAnsi="Times New Roman" w:cs="Times New Roman"/>
+          <w:bCs/>
+        </w:rPr>
+        <w:t>Requirements completed (end of week 3)</w:t>
+      </w:r>
+    </w:p>
+    <w:p>
+      <w:pPr>
+        <w:pStyle w:val="ListParagraph"/>
+        <w:numPr>
+          <w:ilvl w:val="0"/>
+          <w:numId w:val="26"/>
+        </w:numPr>
+        <w:rPr>
+          <w:rFonts w:ascii="Times New Roman" w:hAnsi="Times New Roman" w:cs="Times New Roman"/>
+          <w:b/>
+        </w:rPr>
+      </w:pPr>
+      <w:r>
+        <w:rPr>
+          <w:rFonts w:ascii="Times New Roman" w:hAnsi="Times New Roman" w:cs="Times New Roman"/>
+          <w:bCs/>
+        </w:rPr>
+        <w:t>Design approved (end of week 5)</w:t>
+      </w:r>
+    </w:p>
+    <w:p>
+      <w:pPr>
+        <w:pStyle w:val="ListParagraph"/>
+        <w:numPr>
+          <w:ilvl w:val="0"/>
+          <w:numId w:val="26"/>
+        </w:numPr>
+        <w:rPr>
+          <w:rFonts w:ascii="Times New Roman" w:hAnsi="Times New Roman" w:cs="Times New Roman"/>
+          <w:b/>
+        </w:rPr>
+      </w:pPr>
+      <w:r>
+        <w:rPr>
+          <w:rFonts w:ascii="Times New Roman" w:hAnsi="Times New Roman" w:cs="Times New Roman"/>
+          <w:bCs/>
+        </w:rPr>
+        <w:t xml:space="preserve">Core features built (end of week </w:t>
+      </w:r>
+      <w:r>
+        <w:rPr>
+          <w:rFonts w:ascii="Times New Roman" w:hAnsi="Times New Roman" w:cs="Times New Roman"/>
+          <w:bCs/>
+        </w:rPr>
+        <w:t>9)</w:t>
+      </w:r>
+    </w:p>
+    <w:p>
+      <w:pPr>
+        <w:pStyle w:val="ListParagraph"/>
+        <w:numPr>
+          <w:ilvl w:val="0"/>
+          <w:numId w:val="26"/>
+        </w:numPr>
+        <w:rPr>
+          <w:rFonts w:ascii="Times New Roman" w:hAnsi="Times New Roman" w:cs="Times New Roman"/>
+          <w:b/>
+        </w:rPr>
+      </w:pPr>
+      <w:r>
+        <w:rPr>
+          <w:rFonts w:ascii="Times New Roman" w:hAnsi="Times New Roman" w:cs="Times New Roman"/>
+          <w:bCs/>
+        </w:rPr>
+        <w:t>System integrated (end of week 11)</w:t>
+      </w:r>
+    </w:p>
+    <w:p>
+      <w:pPr>
+        <w:pStyle w:val="ListParagraph"/>
+        <w:numPr>
+          <w:ilvl w:val="0"/>
+          <w:numId w:val="26"/>
+        </w:numPr>
+        <w:rPr>
+          <w:rFonts w:ascii="Times New Roman" w:hAnsi="Times New Roman" w:cs="Times New Roman"/>
+          <w:b/>
+        </w:rPr>
+      </w:pPr>
+      <w:r>
+        <w:rPr>
+          <w:rFonts w:ascii="Times New Roman" w:hAnsi="Times New Roman" w:cs="Times New Roman"/>
+          <w:bCs/>
+        </w:rPr>
+        <w:t>Validation passed (end of week 13)</w:t>
+      </w:r>
+    </w:p>
+    <w:p>
+      <w:pPr>
+        <w:pStyle w:val="ListParagraph"/>
+        <w:numPr>
+          <w:ilvl w:val="0"/>
+          <w:numId w:val="26"/>
+        </w:numPr>
+        <w:rPr>
+          <w:rFonts w:ascii="Times New Roman" w:hAnsi="Times New Roman" w:cs="Times New Roman"/>
+          <w:b/>
+        </w:rPr>
+      </w:pPr>
+      <w:r>
+        <w:rPr>
+          <w:rFonts w:ascii="Times New Roman" w:hAnsi="Times New Roman" w:cs="Times New Roman"/>
+          <w:bCs/>
+        </w:rPr>
+        <w:t>Beta testing complete (end of week 15)</w:t>
+      </w:r>
+    </w:p>
+    <w:p>
+      <w:pPr>
+        <w:pStyle w:val="ListParagraph"/>
+        <w:numPr>
+          <w:ilvl w:val="0"/>
+          <w:numId w:val="26"/>
+        </w:numPr>
+        <w:rPr>
+          <w:rFonts w:ascii="Times New Roman" w:hAnsi="Times New Roman" w:cs="Times New Roman"/>
+          <w:b/>
+        </w:rPr>
+      </w:pPr>
+      <w:r>
+        <w:rPr>
+          <w:rFonts w:ascii="Times New Roman" w:hAnsi="Times New Roman" w:cs="Times New Roman"/>
+          <w:bCs/>
+        </w:rPr>
+        <w:t>Final release ready/initial release (end of week 16)</w:t>
+      </w:r>
+    </w:p>
+    <w:p>
+      <w:pPr>
+        <w:rPr>
+          <w:rFonts w:ascii="Times New Roman" w:hAnsi="Times New Roman" w:cs="Times New Roman"/>
+          <w:bCs/>
+        </w:rPr>
+      </w:pPr>
+      <w:r>
+        <w:rPr>
+          <w:rFonts w:ascii="Times New Roman" w:hAnsi="Times New Roman" w:cs="Times New Roman"/>
+          <w:b/>
+        </w:rPr>
+        <w:t>Gantt Chart:</w:t>
+      </w:r>
+    </w:p>
+    <w:tbl>
+      <w:tblPr>
+        <w:tblStyle w:val="TableGrid"/>
+        <w:tblpPr w:leftFromText="180" w:rightFromText="180" w:vertAnchor="text" w:horzAnchor="margin" w:tblpXSpec="center" w:tblpY="-58"/>
+        <w:tblW w:w="11893" w:type="dxa"/>
+        <w:tblLook w:val="04A0" w:firstRow="1" w:lastRow="0" w:firstColumn="1" w:lastColumn="0" w:noHBand="0" w:noVBand="1"/>
+      </w:tblPr>
+      <w:tblGrid>
+        <w:gridCol w:w="2053"/>
+        <w:gridCol w:w="559"/>
+        <w:gridCol w:w="559"/>
+        <w:gridCol w:w="559"/>
+        <w:gridCol w:w="559"/>
+        <w:gridCol w:w="559"/>
+        <w:gridCol w:w="559"/>
+        <w:gridCol w:w="559"/>
+        <w:gridCol w:w="559"/>
+        <w:gridCol w:w="559"/>
+        <w:gridCol w:w="687"/>
+        <w:gridCol w:w="687"/>
+        <w:gridCol w:w="687"/>
+        <w:gridCol w:w="687"/>
+        <w:gridCol w:w="687"/>
+        <w:gridCol w:w="687"/>
+        <w:gridCol w:w="687"/>
+      </w:tblGrid>
+      <w:tr>
+        <w:tc>
+          <w:tcPr>
+            <w:tcW w:w="2053" w:type="dxa"/>
+          </w:tcPr>
+          <w:p/>
+        </w:tc>
+        <w:tc>
+          <w:tcPr>
+            <w:tcW w:w="559" w:type="dxa"/>
+          </w:tcPr>
+          <w:p>
+            <w:r>
+              <w:t>W1</w:t>
+            </w:r>
+          </w:p>
+        </w:tc>
+        <w:tc>
+          <w:tcPr>
+            <w:tcW w:w="559" w:type="dxa"/>
+          </w:tcPr>
+          <w:p>
+            <w:r>
+              <w:t>W2</w:t>
+            </w:r>
+          </w:p>
+        </w:tc>
+        <w:tc>
+          <w:tcPr>
+            <w:tcW w:w="559" w:type="dxa"/>
+          </w:tcPr>
+          <w:p>
+            <w:r>
+              <w:t>W3</w:t>
+            </w:r>
+          </w:p>
+        </w:tc>
+        <w:tc>
+          <w:tcPr>
+            <w:tcW w:w="559" w:type="dxa"/>
+          </w:tcPr>
+          <w:p>
+            <w:r>
+              <w:t>W4</w:t>
+            </w:r>
+          </w:p>
+        </w:tc>
+        <w:tc>
+          <w:tcPr>
+            <w:tcW w:w="559" w:type="dxa"/>
+          </w:tcPr>
+          <w:p>
+            <w:r>
+              <w:t>W5</w:t>
+            </w:r>
+          </w:p>
+        </w:tc>
+        <w:tc>
+          <w:tcPr>
+            <w:tcW w:w="559" w:type="dxa"/>
+          </w:tcPr>
+          <w:p>
+            <w:r>
+              <w:t>W6</w:t>
+            </w:r>
+          </w:p>
+        </w:tc>
+        <w:tc>
+          <w:tcPr>
+            <w:tcW w:w="559" w:type="dxa"/>
+          </w:tcPr>
+          <w:p>
+            <w:r>
+              <w:t>W7</w:t>
+            </w:r>
+          </w:p>
+        </w:tc>
+        <w:tc>
+          <w:tcPr>
+            <w:tcW w:w="559" w:type="dxa"/>
+          </w:tcPr>
+          <w:p>
+            <w:r>
+              <w:t>W8</w:t>
+            </w:r>
+          </w:p>
+        </w:tc>
+        <w:tc>
+          <w:tcPr>
+            <w:tcW w:w="559" w:type="dxa"/>
+          </w:tcPr>
+          <w:p>
+            <w:r>
+              <w:t>W9</w:t>
+            </w:r>
+          </w:p>
+        </w:tc>
+        <w:tc>
+          <w:tcPr>
+            <w:tcW w:w="687" w:type="dxa"/>
+          </w:tcPr>
+          <w:p>
+            <w:r>
+              <w:t>W10</w:t>
+            </w:r>
+          </w:p>
+        </w:tc>
+        <w:tc>
+          <w:tcPr>
+            <w:tcW w:w="687" w:type="dxa"/>
+          </w:tcPr>
+          <w:p>
+            <w:r>
+              <w:t>W11</w:t>
+            </w:r>
+          </w:p>
+        </w:tc>
+        <w:tc>
+          <w:tcPr>
+            <w:tcW w:w="687" w:type="dxa"/>
+          </w:tcPr>
+          <w:p>
+            <w:r>
+              <w:t>W12</w:t>
+            </w:r>
+          </w:p>
+        </w:tc>
+        <w:tc>
+          <w:tcPr>
+            <w:tcW w:w="687" w:type="dxa"/>
+          </w:tcPr>
+          <w:p>
+            <w:r>
+              <w:t>W13</w:t>
+            </w:r>
+          </w:p>
+        </w:tc>
+        <w:tc>
+          <w:tcPr>
+            <w:tcW w:w="687" w:type="dxa"/>
+          </w:tcPr>
+          <w:p>
+            <w:r>
+              <w:t>W14</w:t>
+            </w:r>
+          </w:p>
+        </w:tc>
+        <w:tc>
+          <w:tcPr>
+            <w:tcW w:w="687" w:type="dxa"/>
+          </w:tcPr>
+          <w:p>
+            <w:r>
+              <w:t>W15</w:t>
+            </w:r>
+          </w:p>
+        </w:tc>
+        <w:tc>
+          <w:tcPr>
+            <w:tcW w:w="687" w:type="dxa"/>
+          </w:tcPr>
+          <w:p>
+            <w:r>
+              <w:t>W16</w:t>
+            </w:r>
+          </w:p>
+        </w:tc>
+      </w:tr>
+      <w:tr>
+        <w:tc>
+          <w:tcPr>
+            <w:tcW w:w="2053" w:type="dxa"/>
+          </w:tcPr>
+          <w:p>
+            <w:r>
+              <w:t>Require./Planning</w:t>
+            </w:r>
+          </w:p>
+        </w:tc>
+        <w:tc>
+          <w:tcPr>
+            <w:tcW w:w="559" w:type="dxa"/>
+            <w:shd w:val="clear" w:color="auto" w:fill="153D63" w:themeFill="text2" w:themeFillTint="E6"/>
+          </w:tcPr>
+          <w:p>
+            <w:pPr>
+              <w:rPr>
+                <w:color w:val="EE0000"/>
+              </w:rPr>
+            </w:pPr>
+          </w:p>
+        </w:tc>
+        <w:tc>
+          <w:tcPr>
+            <w:tcW w:w="559" w:type="dxa"/>
+            <w:shd w:val="clear" w:color="auto" w:fill="153D63" w:themeFill="text2" w:themeFillTint="E6"/>
+          </w:tcPr>
+          <w:p>
+            <w:pPr>
+              <w:rPr>
+                <w:color w:val="EE0000"/>
+              </w:rPr>
+            </w:pPr>
+          </w:p>
+        </w:tc>
+        <w:tc>
+          <w:tcPr>
+            <w:tcW w:w="559" w:type="dxa"/>
+            <w:shd w:val="clear" w:color="auto" w:fill="153D63" w:themeFill="text2" w:themeFillTint="E6"/>
+          </w:tcPr>
+          <w:p>
+            <w:pPr>
+              <w:rPr>
+                <w:color w:val="EE0000"/>
+              </w:rPr>
+            </w:pPr>
+          </w:p>
+        </w:tc>
+        <w:tc>
+          <w:tcPr>
+            <w:tcW w:w="559" w:type="dxa"/>
+          </w:tcPr>
+          <w:p>
+            <w:pPr>
+              <w:rPr>
+                <w:color w:val="EE0000"/>
+              </w:rPr>
+            </w:pPr>
+          </w:p>
+        </w:tc>
+        <w:tc>
+          <w:tcPr>
+            <w:tcW w:w="559" w:type="dxa"/>
+          </w:tcPr>
+          <w:p/>
+        </w:tc>
+        <w:tc>
+          <w:tcPr>
+            <w:tcW w:w="559" w:type="dxa"/>
+          </w:tcPr>
+          <w:p/>
+        </w:tc>
+        <w:tc>
+          <w:tcPr>
+            <w:tcW w:w="559" w:type="dxa"/>
+          </w:tcPr>
+          <w:p/>
+        </w:tc>
+        <w:tc>
+          <w:tcPr>
+            <w:tcW w:w="559" w:type="dxa"/>
+          </w:tcPr>
+          <w:p/>
+        </w:tc>
+        <w:tc>
+          <w:tcPr>
+            <w:tcW w:w="559" w:type="dxa"/>
+          </w:tcPr>
+          <w:p/>
+        </w:tc>
+        <w:tc>
+          <w:tcPr>
+            <w:tcW w:w="687" w:type="dxa"/>
+          </w:tcPr>
+          <w:p/>
+        </w:tc>
+        <w:tc>
+          <w:tcPr>
+            <w:tcW w:w="687" w:type="dxa"/>
+          </w:tcPr>
+          <w:p/>
+        </w:tc>
+        <w:tc>
+          <w:tcPr>
+            <w:tcW w:w="687" w:type="dxa"/>
+          </w:tcPr>
+          <w:p/>
+        </w:tc>
+        <w:tc>
+          <w:tcPr>
+            <w:tcW w:w="687" w:type="dxa"/>
+          </w:tcPr>
+          <w:p/>
+        </w:tc>
+        <w:tc>
+          <w:tcPr>
+            <w:tcW w:w="687" w:type="dxa"/>
+          </w:tcPr>
+          <w:p/>
+        </w:tc>
+        <w:tc>
+          <w:tcPr>
+            <w:tcW w:w="687" w:type="dxa"/>
+          </w:tcPr>
+          <w:p/>
+        </w:tc>
+        <w:tc>
+          <w:tcPr>
+            <w:tcW w:w="687" w:type="dxa"/>
+          </w:tcPr>
+          <w:p/>
+        </w:tc>
+      </w:tr>
+      <w:tr>
+        <w:tc>
+          <w:tcPr>
+            <w:tcW w:w="2053" w:type="dxa"/>
+          </w:tcPr>
+          <w:p>
+            <w:r>
+              <w:t>Design</w:t>
+            </w:r>
+          </w:p>
+        </w:tc>
+        <w:tc>
+          <w:tcPr>
+            <w:tcW w:w="559" w:type="dxa"/>
+          </w:tcPr>
+          <w:p/>
+        </w:tc>
+        <w:tc>
+          <w:tcPr>
+            <w:tcW w:w="559" w:type="dxa"/>
+          </w:tcPr>
+          <w:p/>
+        </w:tc>
+        <w:tc>
+          <w:tcPr>
+            <w:tcW w:w="559" w:type="dxa"/>
+            <w:shd w:val="clear" w:color="auto" w:fill="215E99" w:themeFill="text2" w:themeFillTint="BF"/>
+          </w:tcPr>
+          <w:p/>
+        </w:tc>
+        <w:tc>
+          <w:tcPr>
+            <w:tcW w:w="559" w:type="dxa"/>
+            <w:shd w:val="clear" w:color="auto" w:fill="215E99" w:themeFill="text2" w:themeFillTint="BF"/>
+          </w:tcPr>
+          <w:p/>
+        </w:tc>
+        <w:tc>
+          <w:tcPr>
+            <w:tcW w:w="559" w:type="dxa"/>
+            <w:shd w:val="clear" w:color="auto" w:fill="215E99" w:themeFill="text2" w:themeFillTint="BF"/>
+          </w:tcPr>
+          <w:p/>
+        </w:tc>
+        <w:tc>
+          <w:tcPr>
+            <w:tcW w:w="559" w:type="dxa"/>
+          </w:tcPr>
+          <w:p/>
+        </w:tc>
+        <w:tc>
+          <w:tcPr>
+            <w:tcW w:w="559" w:type="dxa"/>
+          </w:tcPr>
+          <w:p/>
+        </w:tc>
+        <w:tc>
+          <w:tcPr>
+            <w:tcW w:w="559" w:type="dxa"/>
+          </w:tcPr>
+          <w:p/>
+        </w:tc>
+        <w:tc>
+          <w:tcPr>
+            <w:tcW w:w="559" w:type="dxa"/>
+          </w:tcPr>
+          <w:p/>
+        </w:tc>
+        <w:tc>
+          <w:tcPr>
+            <w:tcW w:w="687" w:type="dxa"/>
+          </w:tcPr>
+          <w:p/>
+        </w:tc>
+        <w:tc>
+          <w:tcPr>
+            <w:tcW w:w="687" w:type="dxa"/>
+          </w:tcPr>
+          <w:p/>
+        </w:tc>
+        <w:tc>
+          <w:tcPr>
+            <w:tcW w:w="687" w:type="dxa"/>
+          </w:tcPr>
+          <w:p/>
+        </w:tc>
+        <w:tc>
+          <w:tcPr>
+            <w:tcW w:w="687" w:type="dxa"/>
+          </w:tcPr>
+          <w:p/>
+        </w:tc>
+        <w:tc>
+          <w:tcPr>
+            <w:tcW w:w="687" w:type="dxa"/>
+          </w:tcPr>
+          <w:p/>
+        </w:tc>
+        <w:tc>
+          <w:tcPr>
+            <w:tcW w:w="687" w:type="dxa"/>
+          </w:tcPr>
+          <w:p/>
+        </w:tc>
+        <w:tc>
+          <w:tcPr>
+            <w:tcW w:w="687" w:type="dxa"/>
+          </w:tcPr>
+          <w:p/>
+        </w:tc>
+      </w:tr>
+      <w:tr>
+        <w:tc>
+          <w:tcPr>
+            <w:tcW w:w="2053" w:type="dxa"/>
+          </w:tcPr>
+          <w:p>
+            <w:r>
+              <w:t>Development</w:t>
+            </w:r>
+          </w:p>
+        </w:tc>
+        <w:tc>
+          <w:tcPr>
+            <w:tcW w:w="559" w:type="dxa"/>
+          </w:tcPr>
+          <w:p/>
+        </w:tc>
+        <w:tc>
+          <w:tcPr>
+            <w:tcW w:w="559" w:type="dxa"/>
+          </w:tcPr>
+          <w:p/>
+        </w:tc>
+        <w:tc>
+          <w:tcPr>
+            <w:tcW w:w="559" w:type="dxa"/>
+          </w:tcPr>
+          <w:p/>
+        </w:tc>
+        <w:tc>
+          <w:tcPr>
+            <w:tcW w:w="559" w:type="dxa"/>
+          </w:tcPr>
+          <w:p/>
+        </w:tc>
+        <w:tc>
+          <w:tcPr>
+            <w:tcW w:w="559" w:type="dxa"/>
+            <w:shd w:val="clear" w:color="auto" w:fill="4C94D8" w:themeFill="text2" w:themeFillTint="80"/>
+          </w:tcPr>
+          <w:p/>
+        </w:tc>
+        <w:tc>
+          <w:tcPr>
+            <w:tcW w:w="559" w:type="dxa"/>
+            <w:shd w:val="clear" w:color="auto" w:fill="4C94D8" w:themeFill="text2" w:themeFillTint="80"/>
+          </w:tcPr>
+          <w:p/>
+        </w:tc>
+        <w:tc>
+          <w:tcPr>
+            <w:tcW w:w="559" w:type="dxa"/>
+            <w:shd w:val="clear" w:color="auto" w:fill="4C94D8" w:themeFill="text2" w:themeFillTint="80"/>
+          </w:tcPr>
+          <w:p/>
+        </w:tc>
+        <w:tc>
+          <w:tcPr>
+            <w:tcW w:w="559" w:type="dxa"/>
+          </w:tcPr>
+          <w:p/>
+        </w:tc>
+        <w:tc>
+          <w:tcPr>
+            <w:tcW w:w="559" w:type="dxa"/>
+          </w:tcPr>
+          <w:p/>
+        </w:tc>
+        <w:tc>
+          <w:tcPr>
+            <w:tcW w:w="687" w:type="dxa"/>
+          </w:tcPr>
+          <w:p/>
+        </w:tc>
+        <w:tc>
+          <w:tcPr>
+            <w:tcW w:w="687" w:type="dxa"/>
+          </w:tcPr>
+          <w:p/>
+        </w:tc>
+        <w:tc>
+          <w:tcPr>
+            <w:tcW w:w="687" w:type="dxa"/>
+          </w:tcPr>
+          <w:p/>
+        </w:tc>
+        <w:tc>
+          <w:tcPr>
+            <w:tcW w:w="687" w:type="dxa"/>
+          </w:tcPr>
+          <w:p/>
+        </w:tc>
+        <w:tc>
+          <w:tcPr>
+            <w:tcW w:w="687" w:type="dxa"/>
+          </w:tcPr>
+          <w:p/>
+        </w:tc>
+        <w:tc>
+          <w:tcPr>
+            <w:tcW w:w="687" w:type="dxa"/>
+          </w:tcPr>
+          <w:p/>
+        </w:tc>
+        <w:tc>
+          <w:tcPr>
+            <w:tcW w:w="687" w:type="dxa"/>
+          </w:tcPr>
+          <w:p/>
+        </w:tc>
+      </w:tr>
+      <w:tr>
+        <w:tc>
+          <w:tcPr>
+            <w:tcW w:w="2053" w:type="dxa"/>
+          </w:tcPr>
+          <w:p>
+            <w:r>
+              <w:t>Integration</w:t>
+            </w:r>
+          </w:p>
+        </w:tc>
+        <w:tc>
+          <w:tcPr>
+            <w:tcW w:w="559" w:type="dxa"/>
+          </w:tcPr>
+          <w:p/>
+        </w:tc>
+        <w:tc>
+          <w:tcPr>
+            <w:tcW w:w="559" w:type="dxa"/>
+          </w:tcPr>
+          <w:p/>
+        </w:tc>
+        <w:tc>
+          <w:tcPr>
+            <w:tcW w:w="559" w:type="dxa"/>
+          </w:tcPr>
+          <w:p/>
+        </w:tc>
+        <w:tc>
+          <w:tcPr>
+            <w:tcW w:w="559" w:type="dxa"/>
+          </w:tcPr>
+          <w:p/>
+        </w:tc>
+        <w:tc>
+          <w:tcPr>
+            <w:tcW w:w="559" w:type="dxa"/>
+          </w:tcPr>
+          <w:p/>
+        </w:tc>
+        <w:tc>
+          <w:tcPr>
+            <w:tcW w:w="559" w:type="dxa"/>
+          </w:tcPr>
+          <w:p/>
+        </w:tc>
+        <w:tc>
+          <w:tcPr>
+            <w:tcW w:w="559" w:type="dxa"/>
+            <w:shd w:val="clear" w:color="auto" w:fill="45B0E1" w:themeFill="accent1" w:themeFillTint="99"/>
+          </w:tcPr>
+          <w:p/>
+        </w:tc>
+        <w:tc>
+          <w:tcPr>
+            <w:tcW w:w="559" w:type="dxa"/>
+            <w:shd w:val="clear" w:color="auto" w:fill="45B0E1" w:themeFill="accent1" w:themeFillTint="99"/>
+          </w:tcPr>
+          <w:p/>
+        </w:tc>
+        <w:tc>
+          <w:tcPr>
+            <w:tcW w:w="559" w:type="dxa"/>
+            <w:shd w:val="clear" w:color="auto" w:fill="45B0E1" w:themeFill="accent1" w:themeFillTint="99"/>
+          </w:tcPr>
+          <w:p/>
+        </w:tc>
+        <w:tc>
+          <w:tcPr>
+            <w:tcW w:w="687" w:type="dxa"/>
+          </w:tcPr>
+          <w:p/>
+        </w:tc>
+        <w:tc>
+          <w:tcPr>
+            <w:tcW w:w="687" w:type="dxa"/>
+          </w:tcPr>
+          <w:p/>
+        </w:tc>
+        <w:tc>
+          <w:tcPr>
+            <w:tcW w:w="687" w:type="dxa"/>
+          </w:tcPr>
+          <w:p/>
+        </w:tc>
+        <w:tc>
+          <w:tcPr>
+            <w:tcW w:w="687" w:type="dxa"/>
+          </w:tcPr>
+          <w:p/>
+        </w:tc>
+        <w:tc>
+          <w:tcPr>
+            <w:tcW w:w="687" w:type="dxa"/>
+          </w:tcPr>
+          <w:p/>
+        </w:tc>
+        <w:tc>
+          <w:tcPr>
+            <w:tcW w:w="687" w:type="dxa"/>
+          </w:tcPr>
+          <w:p/>
+        </w:tc>
+        <w:tc>
+          <w:tcPr>
+            <w:tcW w:w="687" w:type="dxa"/>
+          </w:tcPr>
+          <w:p/>
+        </w:tc>
+      </w:tr>
+      <w:tr>
+        <w:trPr>
+          <w:trHeight w:val="281"/>
+        </w:trPr>
+        <w:tc>
+          <w:tcPr>
+            <w:tcW w:w="2053" w:type="dxa"/>
+          </w:tcPr>
+          <w:p>
+            <w:r>
+              <w:t>System Valid</w:t>
+            </w:r>
+            <w:r>
+              <w:t>.</w:t>
+            </w:r>
+          </w:p>
+        </w:tc>
+        <w:tc>
+          <w:tcPr>
+            <w:tcW w:w="559" w:type="dxa"/>
+          </w:tcPr>
+          <w:p/>
+        </w:tc>
+        <w:tc>
+          <w:tcPr>
+            <w:tcW w:w="559" w:type="dxa"/>
+          </w:tcPr>
+          <w:p/>
+        </w:tc>
+        <w:tc>
+          <w:tcPr>
+            <w:tcW w:w="559" w:type="dxa"/>
+          </w:tcPr>
+          <w:p/>
+        </w:tc>
+        <w:tc>
+          <w:tcPr>
+            <w:tcW w:w="559" w:type="dxa"/>
+          </w:tcPr>
+          <w:p/>
+        </w:tc>
+        <w:tc>
+          <w:tcPr>
+            <w:tcW w:w="559" w:type="dxa"/>
+          </w:tcPr>
+          <w:p/>
+        </w:tc>
+        <w:tc>
+          <w:tcPr>
+            <w:tcW w:w="559" w:type="dxa"/>
+          </w:tcPr>
+          <w:p/>
+        </w:tc>
+        <w:tc>
+          <w:tcPr>
+            <w:tcW w:w="559" w:type="dxa"/>
+          </w:tcPr>
+          <w:p/>
+        </w:tc>
+        <w:tc>
+          <w:tcPr>
+            <w:tcW w:w="559" w:type="dxa"/>
+          </w:tcPr>
+          <w:p/>
+        </w:tc>
+        <w:tc>
+          <w:tcPr>
+            <w:tcW w:w="559" w:type="dxa"/>
+            <w:shd w:val="clear" w:color="auto" w:fill="83CAEB" w:themeFill="accent1" w:themeFillTint="66"/>
+          </w:tcPr>
+          <w:p/>
+        </w:tc>
+        <w:tc>
+          <w:tcPr>
+            <w:tcW w:w="687" w:type="dxa"/>
+            <w:shd w:val="clear" w:color="auto" w:fill="83CAEB" w:themeFill="accent1" w:themeFillTint="66"/>
+          </w:tcPr>
+          <w:p/>
+        </w:tc>
+        <w:tc>
+          <w:tcPr>
+            <w:tcW w:w="687" w:type="dxa"/>
+            <w:shd w:val="clear" w:color="auto" w:fill="83CAEB" w:themeFill="accent1" w:themeFillTint="66"/>
+          </w:tcPr>
+          <w:p/>
+        </w:tc>
+        <w:tc>
+          <w:tcPr>
+            <w:tcW w:w="687" w:type="dxa"/>
+          </w:tcPr>
+          <w:p/>
+        </w:tc>
+        <w:tc>
+          <w:tcPr>
+            <w:tcW w:w="687" w:type="dxa"/>
+          </w:tcPr>
+          <w:p/>
+        </w:tc>
+        <w:tc>
+          <w:tcPr>
+            <w:tcW w:w="687" w:type="dxa"/>
+          </w:tcPr>
+          <w:p/>
+        </w:tc>
+        <w:tc>
+          <w:tcPr>
+            <w:tcW w:w="687" w:type="dxa"/>
+          </w:tcPr>
+          <w:p/>
+        </w:tc>
+        <w:tc>
+          <w:tcPr>
+            <w:tcW w:w="687" w:type="dxa"/>
+          </w:tcPr>
+          <w:p/>
+        </w:tc>
+      </w:tr>
+      <w:tr>
+        <w:tc>
+          <w:tcPr>
+            <w:tcW w:w="2053" w:type="dxa"/>
+          </w:tcPr>
+          <w:p>
+            <w:r>
+              <w:t>Beta/Risk Testing</w:t>
+            </w:r>
+          </w:p>
+        </w:tc>
+        <w:tc>
+          <w:tcPr>
+            <w:tcW w:w="559" w:type="dxa"/>
+          </w:tcPr>
+          <w:p/>
+        </w:tc>
+        <w:tc>
+          <w:tcPr>
+            <w:tcW w:w="559" w:type="dxa"/>
+          </w:tcPr>
+          <w:p/>
+        </w:tc>
+        <w:tc>
+          <w:tcPr>
+            <w:tcW w:w="559" w:type="dxa"/>
+          </w:tcPr>
+          <w:p/>
+        </w:tc>
+        <w:tc>
+          <w:tcPr>
+            <w:tcW w:w="559" w:type="dxa"/>
+          </w:tcPr>
+          <w:p/>
+        </w:tc>
+        <w:tc>
+          <w:tcPr>
+            <w:tcW w:w="559" w:type="dxa"/>
+          </w:tcPr>
+          <w:p/>
+        </w:tc>
+        <w:tc>
+          <w:tcPr>
+            <w:tcW w:w="559" w:type="dxa"/>
+          </w:tcPr>
+          <w:p/>
+        </w:tc>
+        <w:tc>
+          <w:tcPr>
+            <w:tcW w:w="559" w:type="dxa"/>
+          </w:tcPr>
+          <w:p/>
+        </w:tc>
+        <w:tc>
+          <w:tcPr>
+            <w:tcW w:w="559" w:type="dxa"/>
+          </w:tcPr>
+          <w:p/>
+        </w:tc>
+        <w:tc>
+          <w:tcPr>
+            <w:tcW w:w="559" w:type="dxa"/>
+          </w:tcPr>
+          <w:p/>
+        </w:tc>
+        <w:tc>
+          <w:tcPr>
+            <w:tcW w:w="687" w:type="dxa"/>
+          </w:tcPr>
+          <w:p/>
+        </w:tc>
+        <w:tc>
+          <w:tcPr>
+            <w:tcW w:w="687" w:type="dxa"/>
+            <w:shd w:val="clear" w:color="auto" w:fill="C1E4F5" w:themeFill="accent1" w:themeFillTint="33"/>
+          </w:tcPr>
+          <w:p/>
+        </w:tc>
+        <w:tc>
+          <w:tcPr>
+            <w:tcW w:w="687" w:type="dxa"/>
+            <w:shd w:val="clear" w:color="auto" w:fill="C1E4F5" w:themeFill="accent1" w:themeFillTint="33"/>
+          </w:tcPr>
+          <w:p/>
+        </w:tc>
+        <w:tc>
+          <w:tcPr>
+            <w:tcW w:w="687" w:type="dxa"/>
+            <w:shd w:val="clear" w:color="auto" w:fill="C1E4F5" w:themeFill="accent1" w:themeFillTint="33"/>
+          </w:tcPr>
+          <w:p/>
+        </w:tc>
+        <w:tc>
+          <w:tcPr>
+            <w:tcW w:w="687" w:type="dxa"/>
+          </w:tcPr>
+          <w:p/>
+        </w:tc>
+        <w:tc>
+          <w:tcPr>
+            <w:tcW w:w="687" w:type="dxa"/>
+          </w:tcPr>
+          <w:p/>
+        </w:tc>
+        <w:tc>
+          <w:tcPr>
+            <w:tcW w:w="687" w:type="dxa"/>
+          </w:tcPr>
+          <w:p/>
+        </w:tc>
+      </w:tr>
+      <w:tr>
+        <w:tc>
+          <w:tcPr>
+            <w:tcW w:w="2053" w:type="dxa"/>
+          </w:tcPr>
+          <w:p>
+            <w:r>
+              <w:t>Final Checks/Rel.</w:t>
+            </w:r>
+          </w:p>
+        </w:tc>
+        <w:tc>
+          <w:tcPr>
+            <w:tcW w:w="559" w:type="dxa"/>
+          </w:tcPr>
+          <w:p/>
+        </w:tc>
+        <w:tc>
+          <w:tcPr>
+            <w:tcW w:w="559" w:type="dxa"/>
+          </w:tcPr>
+          <w:p/>
+        </w:tc>
+        <w:tc>
+          <w:tcPr>
+            <w:tcW w:w="559" w:type="dxa"/>
+          </w:tcPr>
+          <w:p/>
+        </w:tc>
+        <w:tc>
+          <w:tcPr>
+            <w:tcW w:w="559" w:type="dxa"/>
+          </w:tcPr>
+          <w:p/>
+        </w:tc>
+        <w:tc>
+          <w:tcPr>
+            <w:tcW w:w="559" w:type="dxa"/>
+          </w:tcPr>
+          <w:p/>
+        </w:tc>
+        <w:tc>
+          <w:tcPr>
+            <w:tcW w:w="559" w:type="dxa"/>
+          </w:tcPr>
+          <w:p/>
+        </w:tc>
+        <w:tc>
+          <w:tcPr>
+            <w:tcW w:w="559" w:type="dxa"/>
+          </w:tcPr>
+          <w:p/>
+        </w:tc>
+        <w:tc>
+          <w:tcPr>
+            <w:tcW w:w="559" w:type="dxa"/>
+          </w:tcPr>
+          <w:p/>
+        </w:tc>
+        <w:tc>
+          <w:tcPr>
+            <w:tcW w:w="559" w:type="dxa"/>
+          </w:tcPr>
+          <w:p/>
+        </w:tc>
+        <w:tc>
+          <w:tcPr>
+            <w:tcW w:w="687" w:type="dxa"/>
+          </w:tcPr>
+          <w:p/>
+        </w:tc>
+        <w:tc>
+          <w:tcPr>
+            <w:tcW w:w="687" w:type="dxa"/>
+          </w:tcPr>
+          <w:p/>
+        </w:tc>
+        <w:tc>
+          <w:tcPr>
+            <w:tcW w:w="687" w:type="dxa"/>
+          </w:tcPr>
+          <w:p/>
+        </w:tc>
+        <w:tc>
+          <w:tcPr>
+            <w:tcW w:w="687" w:type="dxa"/>
+            <w:shd w:val="clear" w:color="auto" w:fill="DAE9F7" w:themeFill="text2" w:themeFillTint="1A"/>
+          </w:tcPr>
+          <w:p/>
+        </w:tc>
+        <w:tc>
+          <w:tcPr>
+            <w:tcW w:w="687" w:type="dxa"/>
+            <w:shd w:val="clear" w:color="auto" w:fill="DAE9F7" w:themeFill="text2" w:themeFillTint="1A"/>
+          </w:tcPr>
+          <w:p/>
+        </w:tc>
+        <w:tc>
+          <w:tcPr>
+            <w:tcW w:w="687" w:type="dxa"/>
+            <w:shd w:val="clear" w:color="auto" w:fill="DAE9F7" w:themeFill="text2" w:themeFillTint="1A"/>
+          </w:tcPr>
+          <w:p/>
+        </w:tc>
+        <w:tc>
+          <w:tcPr>
+            <w:tcW w:w="687" w:type="dxa"/>
+            <w:shd w:val="clear" w:color="auto" w:fill="DAE9F7" w:themeFill="text2" w:themeFillTint="1A"/>
+          </w:tcPr>
+          <w:p/>
+        </w:tc>
+      </w:tr>
+    </w:tbl>
+    <w:p/>
+    <w:p/>
     <w:p>
       <w:pPr>
         <w:rPr>
@@ -5129,6 +8397,119 @@
     </w:lvl>
   </w:abstractNum>
   <w:abstractNum w:abstractNumId="9" w15:restartNumberingAfterBreak="0">
+    <w:nsid w:val="22221CBC"/>
+    <w:multiLevelType w:val="hybridMultilevel"/>
+    <w:tmpl w:val="2C3ED434"/>
+    <w:lvl w:ilvl="0" w:tplc="04090001">
+      <w:start w:val="1"/>
+      <w:numFmt w:val="bullet"/>
+      <w:lvlText w:val=""/>
+      <w:lvlJc w:val="left"/>
+      <w:pPr>
+        <w:ind w:left="720" w:hanging="360"/>
+      </w:pPr>
+      <w:rPr>
+        <w:rFonts w:ascii="Symbol" w:hAnsi="Symbol" w:hint="default"/>
+      </w:rPr>
+    </w:lvl>
+    <w:lvl w:ilvl="1" w:tplc="04090003" w:tentative="1">
+      <w:start w:val="1"/>
+      <w:numFmt w:val="bullet"/>
+      <w:lvlText w:val="o"/>
+      <w:lvlJc w:val="left"/>
+      <w:pPr>
+        <w:ind w:left="1440" w:hanging="360"/>
+      </w:pPr>
+      <w:rPr>
+        <w:rFonts w:ascii="Courier New" w:hAnsi="Courier New" w:cs="Courier New" w:hint="default"/>
+      </w:rPr>
+    </w:lvl>
+    <w:lvl w:ilvl="2" w:tplc="04090005" w:tentative="1">
+      <w:start w:val="1"/>
+      <w:numFmt w:val="bullet"/>
+      <w:lvlText w:val=""/>
+      <w:lvlJc w:val="left"/>
+      <w:pPr>
+        <w:ind w:left="2160" w:hanging="360"/>
+      </w:pPr>
+      <w:rPr>
+        <w:rFonts w:ascii="Wingdings" w:hAnsi="Wingdings" w:hint="default"/>
+      </w:rPr>
+    </w:lvl>
+    <w:lvl w:ilvl="3" w:tplc="04090001" w:tentative="1">
+      <w:start w:val="1"/>
+      <w:numFmt w:val="bullet"/>
+      <w:lvlText w:val=""/>
+      <w:lvlJc w:val="left"/>
+      <w:pPr>
+        <w:ind w:left="2880" w:hanging="360"/>
+      </w:pPr>
+      <w:rPr>
+        <w:rFonts w:ascii="Symbol" w:hAnsi="Symbol" w:hint="default"/>
+      </w:rPr>
+    </w:lvl>
+    <w:lvl w:ilvl="4" w:tplc="04090003" w:tentative="1">
+      <w:start w:val="1"/>
+      <w:numFmt w:val="bullet"/>
+      <w:lvlText w:val="o"/>
+      <w:lvlJc w:val="left"/>
+      <w:pPr>
+        <w:ind w:left="3600" w:hanging="360"/>
+      </w:pPr>
+      <w:rPr>
+        <w:rFonts w:ascii="Courier New" w:hAnsi="Courier New" w:cs="Courier New" w:hint="default"/>
+      </w:rPr>
+    </w:lvl>
+    <w:lvl w:ilvl="5" w:tplc="04090005" w:tentative="1">
+      <w:start w:val="1"/>
+      <w:numFmt w:val="bullet"/>
+      <w:lvlText w:val=""/>
+      <w:lvlJc w:val="left"/>
+      <w:pPr>
+        <w:ind w:left="4320" w:hanging="360"/>
+      </w:pPr>
+      <w:rPr>
+        <w:rFonts w:ascii="Wingdings" w:hAnsi="Wingdings" w:hint="default"/>
+      </w:rPr>
+    </w:lvl>
+    <w:lvl w:ilvl="6" w:tplc="04090001" w:tentative="1">
+      <w:start w:val="1"/>
+      <w:numFmt w:val="bullet"/>
+      <w:lvlText w:val=""/>
+      <w:lvlJc w:val="left"/>
+      <w:pPr>
+        <w:ind w:left="5040" w:hanging="360"/>
+      </w:pPr>
+      <w:rPr>
+        <w:rFonts w:ascii="Symbol" w:hAnsi="Symbol" w:hint="default"/>
+      </w:rPr>
+    </w:lvl>
+    <w:lvl w:ilvl="7" w:tplc="04090003" w:tentative="1">
+      <w:start w:val="1"/>
+      <w:numFmt w:val="bullet"/>
+      <w:lvlText w:val="o"/>
+      <w:lvlJc w:val="left"/>
+      <w:pPr>
+        <w:ind w:left="5760" w:hanging="360"/>
+      </w:pPr>
+      <w:rPr>
+        <w:rFonts w:ascii="Courier New" w:hAnsi="Courier New" w:cs="Courier New" w:hint="default"/>
+      </w:rPr>
+    </w:lvl>
+    <w:lvl w:ilvl="8" w:tplc="04090005" w:tentative="1">
+      <w:start w:val="1"/>
+      <w:numFmt w:val="bullet"/>
+      <w:lvlText w:val=""/>
+      <w:lvlJc w:val="left"/>
+      <w:pPr>
+        <w:ind w:left="6480" w:hanging="360"/>
+      </w:pPr>
+      <w:rPr>
+        <w:rFonts w:ascii="Wingdings" w:hAnsi="Wingdings" w:hint="default"/>
+      </w:rPr>
+    </w:lvl>
+  </w:abstractNum>
+  <w:abstractNum w:abstractNumId="10" w15:restartNumberingAfterBreak="0">
     <w:nsid w:val="26F25426"/>
     <w:multiLevelType w:val="hybridMultilevel"/>
     <w:tmpl w:val="E49239C2"/>
@@ -5214,7 +8595,7 @@
       </w:pPr>
     </w:lvl>
   </w:abstractNum>
-  <w:abstractNum w:abstractNumId="10" w15:restartNumberingAfterBreak="0">
+  <w:abstractNum w:abstractNumId="11" w15:restartNumberingAfterBreak="0">
     <w:nsid w:val="29542946"/>
     <w:multiLevelType w:val="hybridMultilevel"/>
     <w:tmpl w:val="54804CDE"/>
@@ -5300,7 +8681,7 @@
       </w:pPr>
     </w:lvl>
   </w:abstractNum>
-  <w:abstractNum w:abstractNumId="11" w15:restartNumberingAfterBreak="0">
+  <w:abstractNum w:abstractNumId="12" w15:restartNumberingAfterBreak="0">
     <w:nsid w:val="2C8F2F4E"/>
     <w:multiLevelType w:val="hybridMultilevel"/>
     <w:tmpl w:val="8AE6308C"/>
@@ -5413,7 +8794,120 @@
       </w:rPr>
     </w:lvl>
   </w:abstractNum>
-  <w:abstractNum w:abstractNumId="12" w15:restartNumberingAfterBreak="0">
+  <w:abstractNum w:abstractNumId="13" w15:restartNumberingAfterBreak="0">
+    <w:nsid w:val="3DA76B78"/>
+    <w:multiLevelType w:val="hybridMultilevel"/>
+    <w:tmpl w:val="8B246E9A"/>
+    <w:lvl w:ilvl="0" w:tplc="04090001">
+      <w:start w:val="1"/>
+      <w:numFmt w:val="bullet"/>
+      <w:lvlText w:val=""/>
+      <w:lvlJc w:val="left"/>
+      <w:pPr>
+        <w:ind w:left="720" w:hanging="360"/>
+      </w:pPr>
+      <w:rPr>
+        <w:rFonts w:ascii="Symbol" w:hAnsi="Symbol" w:hint="default"/>
+      </w:rPr>
+    </w:lvl>
+    <w:lvl w:ilvl="1" w:tplc="04090003" w:tentative="1">
+      <w:start w:val="1"/>
+      <w:numFmt w:val="bullet"/>
+      <w:lvlText w:val="o"/>
+      <w:lvlJc w:val="left"/>
+      <w:pPr>
+        <w:ind w:left="1440" w:hanging="360"/>
+      </w:pPr>
+      <w:rPr>
+        <w:rFonts w:ascii="Courier New" w:hAnsi="Courier New" w:cs="Courier New" w:hint="default"/>
+      </w:rPr>
+    </w:lvl>
+    <w:lvl w:ilvl="2" w:tplc="04090005" w:tentative="1">
+      <w:start w:val="1"/>
+      <w:numFmt w:val="bullet"/>
+      <w:lvlText w:val=""/>
+      <w:lvlJc w:val="left"/>
+      <w:pPr>
+        <w:ind w:left="2160" w:hanging="360"/>
+      </w:pPr>
+      <w:rPr>
+        <w:rFonts w:ascii="Wingdings" w:hAnsi="Wingdings" w:hint="default"/>
+      </w:rPr>
+    </w:lvl>
+    <w:lvl w:ilvl="3" w:tplc="04090001" w:tentative="1">
+      <w:start w:val="1"/>
+      <w:numFmt w:val="bullet"/>
+      <w:lvlText w:val=""/>
+      <w:lvlJc w:val="left"/>
+      <w:pPr>
+        <w:ind w:left="2880" w:hanging="360"/>
+      </w:pPr>
+      <w:rPr>
+        <w:rFonts w:ascii="Symbol" w:hAnsi="Symbol" w:hint="default"/>
+      </w:rPr>
+    </w:lvl>
+    <w:lvl w:ilvl="4" w:tplc="04090003" w:tentative="1">
+      <w:start w:val="1"/>
+      <w:numFmt w:val="bullet"/>
+      <w:lvlText w:val="o"/>
+      <w:lvlJc w:val="left"/>
+      <w:pPr>
+        <w:ind w:left="3600" w:hanging="360"/>
+      </w:pPr>
+      <w:rPr>
+        <w:rFonts w:ascii="Courier New" w:hAnsi="Courier New" w:cs="Courier New" w:hint="default"/>
+      </w:rPr>
+    </w:lvl>
+    <w:lvl w:ilvl="5" w:tplc="04090005" w:tentative="1">
+      <w:start w:val="1"/>
+      <w:numFmt w:val="bullet"/>
+      <w:lvlText w:val=""/>
+      <w:lvlJc w:val="left"/>
+      <w:pPr>
+        <w:ind w:left="4320" w:hanging="360"/>
+      </w:pPr>
+      <w:rPr>
+        <w:rFonts w:ascii="Wingdings" w:hAnsi="Wingdings" w:hint="default"/>
+      </w:rPr>
+    </w:lvl>
+    <w:lvl w:ilvl="6" w:tplc="04090001" w:tentative="1">
+      <w:start w:val="1"/>
+      <w:numFmt w:val="bullet"/>
+      <w:lvlText w:val=""/>
+      <w:lvlJc w:val="left"/>
+      <w:pPr>
+        <w:ind w:left="5040" w:hanging="360"/>
+      </w:pPr>
+      <w:rPr>
+        <w:rFonts w:ascii="Symbol" w:hAnsi="Symbol" w:hint="default"/>
+      </w:rPr>
+    </w:lvl>
+    <w:lvl w:ilvl="7" w:tplc="04090003" w:tentative="1">
+      <w:start w:val="1"/>
+      <w:numFmt w:val="bullet"/>
+      <w:lvlText w:val="o"/>
+      <w:lvlJc w:val="left"/>
+      <w:pPr>
+        <w:ind w:left="5760" w:hanging="360"/>
+      </w:pPr>
+      <w:rPr>
+        <w:rFonts w:ascii="Courier New" w:hAnsi="Courier New" w:cs="Courier New" w:hint="default"/>
+      </w:rPr>
+    </w:lvl>
+    <w:lvl w:ilvl="8" w:tplc="04090005" w:tentative="1">
+      <w:start w:val="1"/>
+      <w:numFmt w:val="bullet"/>
+      <w:lvlText w:val=""/>
+      <w:lvlJc w:val="left"/>
+      <w:pPr>
+        <w:ind w:left="6480" w:hanging="360"/>
+      </w:pPr>
+      <w:rPr>
+        <w:rFonts w:ascii="Wingdings" w:hAnsi="Wingdings" w:hint="default"/>
+      </w:rPr>
+    </w:lvl>
+  </w:abstractNum>
+  <w:abstractNum w:abstractNumId="14" w15:restartNumberingAfterBreak="0">
     <w:nsid w:val="3E435FF9"/>
     <w:multiLevelType w:val="hybridMultilevel"/>
     <w:tmpl w:val="3F7859BE"/>
@@ -5526,7 +9020,7 @@
       </w:rPr>
     </w:lvl>
   </w:abstractNum>
-  <w:abstractNum w:abstractNumId="13" w15:restartNumberingAfterBreak="0">
+  <w:abstractNum w:abstractNumId="15" w15:restartNumberingAfterBreak="0">
     <w:nsid w:val="43B23A02"/>
     <w:multiLevelType w:val="hybridMultilevel"/>
     <w:tmpl w:val="3B86FA2E"/>
@@ -5639,7 +9133,7 @@
       </w:rPr>
     </w:lvl>
   </w:abstractNum>
-  <w:abstractNum w:abstractNumId="14" w15:restartNumberingAfterBreak="0">
+  <w:abstractNum w:abstractNumId="16" w15:restartNumberingAfterBreak="0">
     <w:nsid w:val="447448B7"/>
     <w:multiLevelType w:val="hybridMultilevel"/>
     <w:tmpl w:val="C24C81EC"/>
@@ -5725,7 +9219,7 @@
       </w:pPr>
     </w:lvl>
   </w:abstractNum>
-  <w:abstractNum w:abstractNumId="15" w15:restartNumberingAfterBreak="0">
+  <w:abstractNum w:abstractNumId="17" w15:restartNumberingAfterBreak="0">
     <w:nsid w:val="532B646B"/>
     <w:multiLevelType w:val="hybridMultilevel"/>
     <w:tmpl w:val="662AB624"/>
@@ -5811,7 +9305,7 @@
       </w:pPr>
     </w:lvl>
   </w:abstractNum>
-  <w:abstractNum w:abstractNumId="16" w15:restartNumberingAfterBreak="0">
+  <w:abstractNum w:abstractNumId="18" w15:restartNumberingAfterBreak="0">
     <w:nsid w:val="56BC31C0"/>
     <w:multiLevelType w:val="hybridMultilevel"/>
     <w:tmpl w:val="84D68C1E"/>
@@ -5897,7 +9391,7 @@
       </w:pPr>
     </w:lvl>
   </w:abstractNum>
-  <w:abstractNum w:abstractNumId="17" w15:restartNumberingAfterBreak="0">
+  <w:abstractNum w:abstractNumId="19" w15:restartNumberingAfterBreak="0">
     <w:nsid w:val="58C95FCF"/>
     <w:multiLevelType w:val="hybridMultilevel"/>
     <w:tmpl w:val="DEF61526"/>
@@ -5986,7 +9480,7 @@
       </w:pPr>
     </w:lvl>
   </w:abstractNum>
-  <w:abstractNum w:abstractNumId="18" w15:restartNumberingAfterBreak="0">
+  <w:abstractNum w:abstractNumId="20" w15:restartNumberingAfterBreak="0">
     <w:nsid w:val="5D7D53A2"/>
     <w:multiLevelType w:val="hybridMultilevel"/>
     <w:tmpl w:val="8634ED92"/>
@@ -6072,7 +9566,7 @@
       </w:pPr>
     </w:lvl>
   </w:abstractNum>
-  <w:abstractNum w:abstractNumId="19" w15:restartNumberingAfterBreak="0">
+  <w:abstractNum w:abstractNumId="21" w15:restartNumberingAfterBreak="0">
     <w:nsid w:val="612D482C"/>
     <w:multiLevelType w:val="hybridMultilevel"/>
     <w:tmpl w:val="E3723280"/>
@@ -6158,7 +9652,7 @@
       </w:pPr>
     </w:lvl>
   </w:abstractNum>
-  <w:abstractNum w:abstractNumId="20" w15:restartNumberingAfterBreak="0">
+  <w:abstractNum w:abstractNumId="22" w15:restartNumberingAfterBreak="0">
     <w:nsid w:val="661320AD"/>
     <w:multiLevelType w:val="hybridMultilevel"/>
     <w:tmpl w:val="9328FD02"/>
@@ -6244,7 +9738,7 @@
       </w:pPr>
     </w:lvl>
   </w:abstractNum>
-  <w:abstractNum w:abstractNumId="21" w15:restartNumberingAfterBreak="0">
+  <w:abstractNum w:abstractNumId="23" w15:restartNumberingAfterBreak="0">
     <w:nsid w:val="66A228DB"/>
     <w:multiLevelType w:val="hybridMultilevel"/>
     <w:tmpl w:val="46F6C400"/>
@@ -6330,7 +9824,7 @@
       </w:pPr>
     </w:lvl>
   </w:abstractNum>
-  <w:abstractNum w:abstractNumId="22" w15:restartNumberingAfterBreak="0">
+  <w:abstractNum w:abstractNumId="24" w15:restartNumberingAfterBreak="0">
     <w:nsid w:val="6D6E5995"/>
     <w:multiLevelType w:val="hybridMultilevel"/>
     <w:tmpl w:val="ED6CEB7A"/>
@@ -6443,7 +9937,7 @@
       </w:rPr>
     </w:lvl>
   </w:abstractNum>
-  <w:abstractNum w:abstractNumId="23" w15:restartNumberingAfterBreak="0">
+  <w:abstractNum w:abstractNumId="25" w15:restartNumberingAfterBreak="0">
     <w:nsid w:val="6ED777B9"/>
     <w:multiLevelType w:val="hybridMultilevel"/>
     <w:tmpl w:val="F9A0026E"/>
@@ -6536,31 +10030,31 @@
     <w:abstractNumId w:val="7"/>
   </w:num>
   <w:num w:numId="2" w16cid:durableId="536821189">
-    <w:abstractNumId w:val="22"/>
+    <w:abstractNumId w:val="24"/>
   </w:num>
   <w:num w:numId="3" w16cid:durableId="718436037">
-    <w:abstractNumId w:val="11"/>
+    <w:abstractNumId w:val="12"/>
   </w:num>
   <w:num w:numId="4" w16cid:durableId="1869105228">
-    <w:abstractNumId w:val="12"/>
+    <w:abstractNumId w:val="14"/>
   </w:num>
   <w:num w:numId="5" w16cid:durableId="1096748641">
-    <w:abstractNumId w:val="13"/>
+    <w:abstractNumId w:val="15"/>
   </w:num>
   <w:num w:numId="6" w16cid:durableId="1497763346">
-    <w:abstractNumId w:val="23"/>
+    <w:abstractNumId w:val="25"/>
   </w:num>
   <w:num w:numId="7" w16cid:durableId="1857231106">
     <w:abstractNumId w:val="5"/>
   </w:num>
   <w:num w:numId="8" w16cid:durableId="689065466">
-    <w:abstractNumId w:val="9"/>
+    <w:abstractNumId w:val="10"/>
   </w:num>
   <w:num w:numId="9" w16cid:durableId="474031792">
-    <w:abstractNumId w:val="21"/>
+    <w:abstractNumId w:val="23"/>
   </w:num>
   <w:num w:numId="10" w16cid:durableId="1205168858">
-    <w:abstractNumId w:val="17"/>
+    <w:abstractNumId w:val="19"/>
   </w:num>
   <w:num w:numId="11" w16cid:durableId="128592104">
     <w:abstractNumId w:val="4"/>
@@ -6569,7 +10063,7 @@
     <w:abstractNumId w:val="8"/>
   </w:num>
   <w:num w:numId="13" w16cid:durableId="1498839914">
-    <w:abstractNumId w:val="19"/>
+    <w:abstractNumId w:val="21"/>
   </w:num>
   <w:num w:numId="14" w16cid:durableId="876621713">
     <w:abstractNumId w:val="6"/>
@@ -6578,16 +10072,16 @@
     <w:abstractNumId w:val="3"/>
   </w:num>
   <w:num w:numId="16" w16cid:durableId="1490289128">
-    <w:abstractNumId w:val="18"/>
+    <w:abstractNumId w:val="20"/>
   </w:num>
   <w:num w:numId="17" w16cid:durableId="689992995">
     <w:abstractNumId w:val="1"/>
   </w:num>
   <w:num w:numId="18" w16cid:durableId="1616254454">
-    <w:abstractNumId w:val="10"/>
+    <w:abstractNumId w:val="11"/>
   </w:num>
   <w:num w:numId="19" w16cid:durableId="1029452474">
-    <w:abstractNumId w:val="14"/>
+    <w:abstractNumId w:val="16"/>
   </w:num>
   <w:num w:numId="20" w16cid:durableId="792555210">
     <w:abstractNumId w:val="0"/>
@@ -6596,13 +10090,19 @@
     <w:abstractNumId w:val="2"/>
   </w:num>
   <w:num w:numId="22" w16cid:durableId="1217088272">
-    <w:abstractNumId w:val="16"/>
+    <w:abstractNumId w:val="18"/>
   </w:num>
   <w:num w:numId="23" w16cid:durableId="501042066">
-    <w:abstractNumId w:val="20"/>
+    <w:abstractNumId w:val="22"/>
   </w:num>
   <w:num w:numId="24" w16cid:durableId="824932879">
-    <w:abstractNumId w:val="15"/>
+    <w:abstractNumId w:val="17"/>
+  </w:num>
+  <w:num w:numId="25" w16cid:durableId="1022245119">
+    <w:abstractNumId w:val="13"/>
+  </w:num>
+  <w:num w:numId="26" w16cid:durableId="1208298442">
+    <w:abstractNumId w:val="9"/>
   </w:num>
 </w:numbering>
 </file>
@@ -7524,6 +11024,25 @@
       <w:spacing w:val="5"/>
     </w:rPr>
   </w:style>
+  <w:style w:type="table" w:styleId="TableGrid">
+    <w:name w:val="Table Grid"/>
+    <w:basedOn w:val="TableNormal"/>
+    <w:uiPriority w:val="39"/>
+    <w:rsid w:val="0025014A"/>
+    <w:pPr>
+      <w:spacing w:after="0" w:line="240" w:lineRule="auto"/>
+    </w:pPr>
+    <w:tblPr>
+      <w:tblBorders>
+        <w:top w:val="single" w:sz="4" w:space="0" w:color="auto"/>
+        <w:left w:val="single" w:sz="4" w:space="0" w:color="auto"/>
+        <w:bottom w:val="single" w:sz="4" w:space="0" w:color="auto"/>
+        <w:right w:val="single" w:sz="4" w:space="0" w:color="auto"/>
+        <w:insideH w:val="single" w:sz="4" w:space="0" w:color="auto"/>
+        <w:insideV w:val="single" w:sz="4" w:space="0" w:color="auto"/>
+      </w:tblBorders>
+    </w:tblPr>
+  </w:style>
 </w:styles>
 </file>
 
